--- a/management dashboard.docx
+++ b/management dashboard.docx
@@ -2087,6 +2087,1053 @@
     </w:p>
     <w:p>
       <w:pPr>
+        <w:pStyle w:val="NormalWeb"/>
+      </w:pPr>
+    </w:p>
+    <w:p>
+      <w:pPr>
+        <w:pStyle w:val="NormalWeb"/>
+      </w:pPr>
+    </w:p>
+    <w:p>
+      <w:pPr>
+        <w:pStyle w:val="NormalWeb"/>
+      </w:pPr>
+    </w:p>
+    <w:p>
+      <w:pPr>
+        <w:pStyle w:val="NormalWeb"/>
+      </w:pPr>
+    </w:p>
+    <w:p>
+      <w:pPr>
+        <w:pStyle w:val="NormalWeb"/>
+      </w:pPr>
+    </w:p>
+    <w:p>
+      <w:pPr>
+        <w:pStyle w:val="NormalWeb"/>
+      </w:pPr>
+    </w:p>
+    <w:p>
+      <w:pPr>
+        <w:pStyle w:val="NormalWeb"/>
+      </w:pPr>
+    </w:p>
+    <w:p>
+      <w:pPr>
+        <w:pStyle w:val="NormalWeb"/>
+      </w:pPr>
+    </w:p>
+    <w:p>
+      <w:pPr>
+        <w:pStyle w:val="NormalWeb"/>
+      </w:pPr>
+    </w:p>
+    <w:p>
+      <w:pPr>
+        <w:pStyle w:val="NormalWeb"/>
+      </w:pPr>
+    </w:p>
+    <w:p>
+      <w:pPr>
+        <w:pStyle w:val="NormalWeb"/>
+      </w:pPr>
+    </w:p>
+    <w:p>
+      <w:pPr>
+        <w:pStyle w:val="NormalWeb"/>
+      </w:pPr>
+    </w:p>
+    <w:p>
+      <w:pPr>
+        <w:pStyle w:val="NormalWeb"/>
+      </w:pPr>
+    </w:p>
+    <w:p>
+      <w:pPr>
+        <w:pStyle w:val="NormalWeb"/>
+      </w:pPr>
+    </w:p>
+    <w:p>
+      <w:pPr>
+        <w:pStyle w:val="NormalWeb"/>
+      </w:pPr>
+    </w:p>
+    <w:p>
+      <w:pPr>
+        <w:pStyle w:val="NormalWeb"/>
+      </w:pPr>
+    </w:p>
+    <w:p>
+      <w:pPr>
+        <w:pStyle w:val="NormalWeb"/>
+      </w:pPr>
+      <w:proofErr w:type="gramStart"/>
+      <w:r>
+        <w:rPr>
+          <w:rFonts w:hAnsi="Symbol"/>
+        </w:rPr>
+        <w:t></w:t>
+      </w:r>
+      <w:r>
+        <w:t xml:space="preserve">  </w:t>
+      </w:r>
+      <w:r>
+        <w:rPr>
+          <w:b/>
+          <w:bCs/>
+        </w:rPr>
+        <w:t>Slide</w:t>
+      </w:r>
+      <w:proofErr w:type="gramEnd"/>
+      <w:r>
+        <w:rPr>
+          <w:b/>
+          <w:bCs/>
+        </w:rPr>
+        <w:t xml:space="preserve"> 2: Summary KPIs &amp; SBU Analysis</w:t>
+      </w:r>
+    </w:p>
+    <w:p>
+      <w:pPr>
+        <w:pStyle w:val="NormalWeb"/>
+        <w:numPr>
+          <w:ilvl w:val="0"/>
+          <w:numId w:val="29"/>
+        </w:numPr>
+      </w:pPr>
+      <w:r>
+        <w:rPr>
+          <w:rStyle w:val="citation-212"/>
+          <w:b/>
+          <w:bCs/>
+        </w:rPr>
+        <w:t>Description:</w:t>
+      </w:r>
+      <w:r>
+        <w:rPr>
+          <w:rStyle w:val="citation-212"/>
+        </w:rPr>
+        <w:t xml:space="preserve"> This slide provides a high-level overview of marketing leads, featuring a Total Value of ₹50,000 Lakhs</w:t>
+      </w:r>
+      <w:r>
+        <w:t xml:space="preserve">. </w:t>
+      </w:r>
+      <w:r>
+        <w:rPr>
+          <w:rStyle w:val="citation-211"/>
+        </w:rPr>
+        <w:t>It includes a breakdown of Single vs. Multi-vendor leads and a "Lead Status Distribution" chart showing 100% "Regret Requests" for the selected filter</w:t>
+      </w:r>
+      <w:r>
+        <w:t>.</w:t>
+      </w:r>
+    </w:p>
+    <w:p>
+      <w:pPr>
+        <w:pStyle w:val="NormalWeb"/>
+      </w:pPr>
+      <w:proofErr w:type="gramStart"/>
+      <w:r>
+        <w:rPr>
+          <w:rFonts w:hAnsi="Symbol"/>
+        </w:rPr>
+        <w:t></w:t>
+      </w:r>
+      <w:r>
+        <w:t xml:space="preserve">  </w:t>
+      </w:r>
+      <w:r>
+        <w:rPr>
+          <w:b/>
+          <w:bCs/>
+        </w:rPr>
+        <w:t>Slide</w:t>
+      </w:r>
+      <w:proofErr w:type="gramEnd"/>
+      <w:r>
+        <w:rPr>
+          <w:b/>
+          <w:bCs/>
+        </w:rPr>
+        <w:t xml:space="preserve"> 3: Risk </w:t>
+      </w:r>
+      <w:proofErr w:type="spellStart"/>
+      <w:r>
+        <w:rPr>
+          <w:b/>
+          <w:bCs/>
+        </w:rPr>
+        <w:t>Heatmap</w:t>
+      </w:r>
+      <w:proofErr w:type="spellEnd"/>
+      <w:r>
+        <w:rPr>
+          <w:b/>
+          <w:bCs/>
+        </w:rPr>
+        <w:t xml:space="preserve"> &amp; High-Value Leads</w:t>
+      </w:r>
+    </w:p>
+    <w:p>
+      <w:pPr>
+        <w:pStyle w:val="NormalWeb"/>
+        <w:numPr>
+          <w:ilvl w:val="0"/>
+          <w:numId w:val="30"/>
+        </w:numPr>
+      </w:pPr>
+      <w:r>
+        <w:rPr>
+          <w:rStyle w:val="citation-210"/>
+          <w:b/>
+          <w:bCs/>
+        </w:rPr>
+        <w:t>Description:</w:t>
+      </w:r>
+      <w:r>
+        <w:rPr>
+          <w:rStyle w:val="citation-210"/>
+        </w:rPr>
+        <w:t xml:space="preserve"> This view identifies operational risks via an "Overdue Leads" </w:t>
+      </w:r>
+      <w:proofErr w:type="spellStart"/>
+      <w:r>
+        <w:rPr>
+          <w:rStyle w:val="citation-210"/>
+        </w:rPr>
+        <w:t>heatmap</w:t>
+      </w:r>
+      <w:proofErr w:type="spellEnd"/>
+      <w:r>
+        <w:rPr>
+          <w:rStyle w:val="citation-210"/>
+        </w:rPr>
+        <w:t xml:space="preserve"> across units like MILCOM and MR</w:t>
+      </w:r>
+      <w:r>
+        <w:t xml:space="preserve">. </w:t>
+      </w:r>
+      <w:r>
+        <w:rPr>
+          <w:rStyle w:val="citation-209"/>
+        </w:rPr>
+        <w:t>It also ranks the "Top 10 High-Value Leads," with the largest lead identified for "BNE Equipment for SDR TAC"</w:t>
+      </w:r>
+      <w:r>
+        <w:t>.</w:t>
+      </w:r>
+    </w:p>
+    <w:p>
+      <w:pPr>
+        <w:pStyle w:val="NormalWeb"/>
+      </w:pPr>
+      <w:proofErr w:type="gramStart"/>
+      <w:r>
+        <w:rPr>
+          <w:rFonts w:hAnsi="Symbol"/>
+        </w:rPr>
+        <w:t></w:t>
+      </w:r>
+      <w:r>
+        <w:t xml:space="preserve">  </w:t>
+      </w:r>
+      <w:r>
+        <w:rPr>
+          <w:b/>
+          <w:bCs/>
+        </w:rPr>
+        <w:t>Slide</w:t>
+      </w:r>
+      <w:proofErr w:type="gramEnd"/>
+      <w:r>
+        <w:rPr>
+          <w:b/>
+          <w:bCs/>
+        </w:rPr>
+        <w:t xml:space="preserve"> 4: Raw Data Registry (Initial Set)</w:t>
+      </w:r>
+    </w:p>
+    <w:p>
+      <w:pPr>
+        <w:pStyle w:val="NormalWeb"/>
+        <w:numPr>
+          <w:ilvl w:val="0"/>
+          <w:numId w:val="31"/>
+        </w:numPr>
+      </w:pPr>
+      <w:r>
+        <w:rPr>
+          <w:rStyle w:val="citation-208"/>
+          <w:b/>
+          <w:bCs/>
+        </w:rPr>
+        <w:t>Description:</w:t>
+      </w:r>
+      <w:r>
+        <w:rPr>
+          <w:rStyle w:val="citation-208"/>
+        </w:rPr>
+        <w:t xml:space="preserve"> A detailed table view displaying the first 15 leads, including Lead IDs (e.g., 1110005196), project names like "WCS Console Software," and their classification as "</w:t>
+      </w:r>
+      <w:proofErr w:type="spellStart"/>
+      <w:r>
+        <w:rPr>
+          <w:rStyle w:val="citation-208"/>
+        </w:rPr>
+        <w:t>Defence</w:t>
+      </w:r>
+      <w:proofErr w:type="spellEnd"/>
+      <w:r>
+        <w:rPr>
+          <w:rStyle w:val="citation-208"/>
+        </w:rPr>
+        <w:t>" or "Civil" leads</w:t>
+      </w:r>
+      <w:r>
+        <w:t>.</w:t>
+      </w:r>
+    </w:p>
+    <w:p>
+      <w:pPr>
+        <w:pStyle w:val="NormalWeb"/>
+      </w:pPr>
+      <w:proofErr w:type="gramStart"/>
+      <w:r>
+        <w:rPr>
+          <w:rFonts w:hAnsi="Symbol"/>
+        </w:rPr>
+        <w:t></w:t>
+      </w:r>
+      <w:r>
+        <w:t xml:space="preserve">  </w:t>
+      </w:r>
+      <w:r>
+        <w:rPr>
+          <w:b/>
+          <w:bCs/>
+        </w:rPr>
+        <w:t>Slide</w:t>
+      </w:r>
+      <w:proofErr w:type="gramEnd"/>
+      <w:r>
+        <w:rPr>
+          <w:b/>
+          <w:bCs/>
+        </w:rPr>
+        <w:t xml:space="preserve"> 5: Comprehensive Lead Summary &amp; Classification</w:t>
+      </w:r>
+    </w:p>
+    <w:p>
+      <w:pPr>
+        <w:pStyle w:val="NormalWeb"/>
+        <w:numPr>
+          <w:ilvl w:val="0"/>
+          <w:numId w:val="32"/>
+        </w:numPr>
+      </w:pPr>
+      <w:r>
+        <w:rPr>
+          <w:rStyle w:val="citation-207"/>
+          <w:b/>
+          <w:bCs/>
+        </w:rPr>
+        <w:t>Description:</w:t>
+      </w:r>
+      <w:r>
+        <w:rPr>
+          <w:rStyle w:val="citation-207"/>
+        </w:rPr>
+        <w:t xml:space="preserve"> This slide categorizes leads by timeline (Today, Last 7 Days, YTD) and Strategic Business Unit (SBU)</w:t>
+      </w:r>
+      <w:r>
+        <w:t xml:space="preserve">. </w:t>
+      </w:r>
+      <w:r>
+        <w:rPr>
+          <w:rStyle w:val="citation-206"/>
+        </w:rPr>
+        <w:t>It also provides a "Lead Stage-wise" breakdown, showing the highest concentration in "SQR" (39 leads) and "RFP" (23 leads)</w:t>
+      </w:r>
+      <w:r>
+        <w:t>.</w:t>
+      </w:r>
+    </w:p>
+    <w:p>
+      <w:pPr>
+        <w:pStyle w:val="NormalWeb"/>
+      </w:pPr>
+      <w:proofErr w:type="gramStart"/>
+      <w:r>
+        <w:rPr>
+          <w:rFonts w:hAnsi="Symbol"/>
+        </w:rPr>
+        <w:t></w:t>
+      </w:r>
+      <w:r>
+        <w:t xml:space="preserve">  </w:t>
+      </w:r>
+      <w:r>
+        <w:rPr>
+          <w:b/>
+          <w:bCs/>
+        </w:rPr>
+        <w:t>Slide</w:t>
+      </w:r>
+      <w:proofErr w:type="gramEnd"/>
+      <w:r>
+        <w:rPr>
+          <w:b/>
+          <w:bCs/>
+        </w:rPr>
+        <w:t xml:space="preserve"> 6: Lead Details Drill-Down View</w:t>
+      </w:r>
+    </w:p>
+    <w:p>
+      <w:pPr>
+        <w:pStyle w:val="NormalWeb"/>
+        <w:numPr>
+          <w:ilvl w:val="0"/>
+          <w:numId w:val="33"/>
+        </w:numPr>
+      </w:pPr>
+      <w:r>
+        <w:rPr>
+          <w:rStyle w:val="citation-205"/>
+          <w:b/>
+          <w:bCs/>
+        </w:rPr>
+        <w:lastRenderedPageBreak/>
+        <w:t>Description:</w:t>
+      </w:r>
+      <w:r>
+        <w:rPr>
+          <w:rStyle w:val="citation-205"/>
+        </w:rPr>
+        <w:t xml:space="preserve"> This screen captures the dashboard's interactive "Lead Details" pop-up</w:t>
+      </w:r>
+      <w:r>
+        <w:t xml:space="preserve">. </w:t>
+      </w:r>
+      <w:r>
+        <w:rPr>
+          <w:rStyle w:val="citation-204"/>
+        </w:rPr>
+        <w:t>It allows users to view specific metadata for individual records, including Pre-Bid Dates and approval reasons</w:t>
+      </w:r>
+      <w:r>
+        <w:t>.</w:t>
+      </w:r>
+    </w:p>
+    <w:p>
+      <w:pPr>
+        <w:pStyle w:val="NormalWeb"/>
+      </w:pPr>
+      <w:proofErr w:type="gramStart"/>
+      <w:r>
+        <w:rPr>
+          <w:rFonts w:hAnsi="Symbol"/>
+        </w:rPr>
+        <w:t></w:t>
+      </w:r>
+      <w:r>
+        <w:t xml:space="preserve">  </w:t>
+      </w:r>
+      <w:r>
+        <w:rPr>
+          <w:b/>
+          <w:bCs/>
+        </w:rPr>
+        <w:t>Slide</w:t>
+      </w:r>
+      <w:proofErr w:type="gramEnd"/>
+      <w:r>
+        <w:rPr>
+          <w:b/>
+          <w:bCs/>
+        </w:rPr>
+        <w:t xml:space="preserve"> 7: Owner-wise Lead Distribution</w:t>
+      </w:r>
+    </w:p>
+    <w:p>
+      <w:pPr>
+        <w:pStyle w:val="NormalWeb"/>
+        <w:numPr>
+          <w:ilvl w:val="0"/>
+          <w:numId w:val="34"/>
+        </w:numPr>
+      </w:pPr>
+      <w:r>
+        <w:rPr>
+          <w:rStyle w:val="citation-203"/>
+          <w:b/>
+          <w:bCs/>
+        </w:rPr>
+        <w:t>Description:</w:t>
+      </w:r>
+      <w:r>
+        <w:rPr>
+          <w:rStyle w:val="citation-203"/>
+        </w:rPr>
+        <w:t xml:space="preserve"> This slide monitors the performance and workload of individual Lead Owners</w:t>
+      </w:r>
+      <w:r>
+        <w:t xml:space="preserve">. </w:t>
+      </w:r>
+      <w:r>
+        <w:rPr>
+          <w:rStyle w:val="citation-202"/>
+        </w:rPr>
+        <w:t xml:space="preserve">It displays the total lead count and monetary value assigned to personnel such as R </w:t>
+      </w:r>
+      <w:proofErr w:type="spellStart"/>
+      <w:r>
+        <w:rPr>
+          <w:rStyle w:val="citation-202"/>
+        </w:rPr>
+        <w:t>Manju</w:t>
+      </w:r>
+      <w:proofErr w:type="spellEnd"/>
+      <w:r>
+        <w:rPr>
+          <w:rStyle w:val="citation-202"/>
+        </w:rPr>
+        <w:t xml:space="preserve"> (32 leads) and Mittal </w:t>
+      </w:r>
+      <w:proofErr w:type="spellStart"/>
+      <w:r>
+        <w:rPr>
+          <w:rStyle w:val="citation-202"/>
+        </w:rPr>
+        <w:t>Sarvesh</w:t>
+      </w:r>
+      <w:proofErr w:type="spellEnd"/>
+      <w:r>
+        <w:rPr>
+          <w:rStyle w:val="citation-202"/>
+        </w:rPr>
+        <w:t xml:space="preserve"> Kumar (39 leads)</w:t>
+      </w:r>
+      <w:r>
+        <w:t>.</w:t>
+      </w:r>
+    </w:p>
+    <w:p>
+      <w:pPr>
+        <w:pStyle w:val="NormalWeb"/>
+      </w:pPr>
+      <w:proofErr w:type="gramStart"/>
+      <w:r>
+        <w:rPr>
+          <w:rFonts w:hAnsi="Symbol"/>
+        </w:rPr>
+        <w:t></w:t>
+      </w:r>
+      <w:r>
+        <w:t xml:space="preserve">  </w:t>
+      </w:r>
+      <w:r>
+        <w:rPr>
+          <w:b/>
+          <w:bCs/>
+        </w:rPr>
+        <w:t>Slide</w:t>
+      </w:r>
+      <w:proofErr w:type="gramEnd"/>
+      <w:r>
+        <w:rPr>
+          <w:b/>
+          <w:bCs/>
+        </w:rPr>
+        <w:t xml:space="preserve"> 8: Workflow &amp; Assignment Status</w:t>
+      </w:r>
+    </w:p>
+    <w:p>
+      <w:pPr>
+        <w:pStyle w:val="NormalWeb"/>
+        <w:numPr>
+          <w:ilvl w:val="0"/>
+          <w:numId w:val="35"/>
+        </w:numPr>
+      </w:pPr>
+      <w:r>
+        <w:rPr>
+          <w:rStyle w:val="citation-201"/>
+          <w:b/>
+          <w:bCs/>
+        </w:rPr>
+        <w:t>Description:</w:t>
+      </w:r>
+      <w:r>
+        <w:rPr>
+          <w:rStyle w:val="citation-201"/>
+        </w:rPr>
+        <w:t xml:space="preserve"> An overview of the internal marketing funnel, tracking leads from "Verified by Initiator" (18 leads) to "Approved by Director" (4 leads)</w:t>
+      </w:r>
+      <w:r>
+        <w:t xml:space="preserve">. </w:t>
+      </w:r>
+      <w:r>
+        <w:rPr>
+          <w:rStyle w:val="citation-200"/>
+        </w:rPr>
+        <w:t>It also tracks the total volume of "SBU Assigned &amp; Forwarded" leads (85 leads)</w:t>
+      </w:r>
+      <w:r>
+        <w:t>.</w:t>
+      </w:r>
+    </w:p>
+    <w:p>
+      <w:pPr>
+        <w:pStyle w:val="NormalWeb"/>
+      </w:pPr>
+      <w:proofErr w:type="gramStart"/>
+      <w:r>
+        <w:rPr>
+          <w:rFonts w:hAnsi="Symbol"/>
+        </w:rPr>
+        <w:t></w:t>
+      </w:r>
+      <w:r>
+        <w:t xml:space="preserve">  </w:t>
+      </w:r>
+      <w:r>
+        <w:rPr>
+          <w:b/>
+          <w:bCs/>
+        </w:rPr>
+        <w:t>Slide</w:t>
+      </w:r>
+      <w:proofErr w:type="gramEnd"/>
+      <w:r>
+        <w:rPr>
+          <w:b/>
+          <w:bCs/>
+        </w:rPr>
+        <w:t xml:space="preserve"> 9: KPI Dashboard - Customer Focus</w:t>
+      </w:r>
+    </w:p>
+    <w:p>
+      <w:pPr>
+        <w:pStyle w:val="NormalWeb"/>
+        <w:numPr>
+          <w:ilvl w:val="0"/>
+          <w:numId w:val="36"/>
+        </w:numPr>
+      </w:pPr>
+      <w:r>
+        <w:rPr>
+          <w:rStyle w:val="citation-199"/>
+          <w:b/>
+          <w:bCs/>
+        </w:rPr>
+        <w:t>Description:</w:t>
+      </w:r>
+      <w:r>
+        <w:rPr>
+          <w:rStyle w:val="citation-199"/>
+        </w:rPr>
+        <w:t xml:space="preserve"> A variation of the KPI view highlighting that there are currently 27 total leads with an average value per lead of 6,837.48 Lakhs</w:t>
+      </w:r>
+      <w:r>
+        <w:t xml:space="preserve">. </w:t>
+      </w:r>
+      <w:r>
+        <w:rPr>
+          <w:rStyle w:val="citation-198"/>
+        </w:rPr>
+        <w:t>It identifies "Central GO" as the top customer with 19 leads</w:t>
+      </w:r>
+      <w:r>
+        <w:t>.</w:t>
+      </w:r>
+    </w:p>
+    <w:p>
+      <w:pPr>
+        <w:pStyle w:val="NormalWeb"/>
+      </w:pPr>
+      <w:proofErr w:type="gramStart"/>
+      <w:r>
+        <w:rPr>
+          <w:rFonts w:hAnsi="Symbol"/>
+        </w:rPr>
+        <w:t></w:t>
+      </w:r>
+      <w:r>
+        <w:t xml:space="preserve">  </w:t>
+      </w:r>
+      <w:r>
+        <w:rPr>
+          <w:b/>
+          <w:bCs/>
+        </w:rPr>
+        <w:t>Slide</w:t>
+      </w:r>
+      <w:proofErr w:type="gramEnd"/>
+      <w:r>
+        <w:rPr>
+          <w:b/>
+          <w:bCs/>
+        </w:rPr>
+        <w:t xml:space="preserve"> 10: Top 10 High-Value Leads (By Status)</w:t>
+      </w:r>
+    </w:p>
+    <w:p>
+      <w:pPr>
+        <w:pStyle w:val="NormalWeb"/>
+        <w:numPr>
+          <w:ilvl w:val="0"/>
+          <w:numId w:val="37"/>
+        </w:numPr>
+      </w:pPr>
+      <w:r>
+        <w:rPr>
+          <w:rStyle w:val="citation-197"/>
+          <w:b/>
+          <w:bCs/>
+        </w:rPr>
+        <w:t>Description:</w:t>
+      </w:r>
+      <w:r>
+        <w:rPr>
+          <w:rStyle w:val="citation-197"/>
+        </w:rPr>
+        <w:t xml:space="preserve"> A bar chart visualizing the top 10 leads by financial value, color-coded by their current status, such as "Accepted" (Orange) or "Responded" (Green)</w:t>
+      </w:r>
+      <w:r>
+        <w:t>.</w:t>
+      </w:r>
+    </w:p>
+    <w:p>
+      <w:pPr>
+        <w:pStyle w:val="NormalWeb"/>
+      </w:pPr>
+      <w:proofErr w:type="gramStart"/>
+      <w:r>
+        <w:rPr>
+          <w:rFonts w:hAnsi="Symbol"/>
+        </w:rPr>
+        <w:t></w:t>
+      </w:r>
+      <w:r>
+        <w:t xml:space="preserve">  </w:t>
+      </w:r>
+      <w:r>
+        <w:rPr>
+          <w:b/>
+          <w:bCs/>
+        </w:rPr>
+        <w:t>Slide</w:t>
+      </w:r>
+      <w:proofErr w:type="gramEnd"/>
+      <w:r>
+        <w:rPr>
+          <w:b/>
+          <w:bCs/>
+        </w:rPr>
+        <w:t xml:space="preserve"> 11: Top 10 Overdue Leads</w:t>
+      </w:r>
+    </w:p>
+    <w:p>
+      <w:pPr>
+        <w:pStyle w:val="NormalWeb"/>
+        <w:numPr>
+          <w:ilvl w:val="0"/>
+          <w:numId w:val="38"/>
+        </w:numPr>
+      </w:pPr>
+      <w:r>
+        <w:rPr>
+          <w:rStyle w:val="citation-196"/>
+          <w:b/>
+          <w:bCs/>
+        </w:rPr>
+        <w:t>Description:</w:t>
+      </w:r>
+      <w:r>
+        <w:rPr>
+          <w:rStyle w:val="citation-196"/>
+        </w:rPr>
+        <w:t xml:space="preserve"> This chart specifically identifies the top 10 leads that have exceeded their target dates, emphasizing the financial exposure of delayed projects</w:t>
+      </w:r>
+      <w:r>
+        <w:t>.</w:t>
+      </w:r>
+    </w:p>
+    <w:p>
+      <w:pPr>
+        <w:pStyle w:val="NormalWeb"/>
+      </w:pPr>
+      <w:proofErr w:type="gramStart"/>
+      <w:r>
+        <w:rPr>
+          <w:rFonts w:hAnsi="Symbol"/>
+        </w:rPr>
+        <w:t></w:t>
+      </w:r>
+      <w:r>
+        <w:t xml:space="preserve">  </w:t>
+      </w:r>
+      <w:r>
+        <w:rPr>
+          <w:b/>
+          <w:bCs/>
+        </w:rPr>
+        <w:t>Slide</w:t>
+      </w:r>
+      <w:proofErr w:type="gramEnd"/>
+      <w:r>
+        <w:rPr>
+          <w:b/>
+          <w:bCs/>
+        </w:rPr>
+        <w:t xml:space="preserve"> 12: Overdue Risk </w:t>
+      </w:r>
+      <w:proofErr w:type="spellStart"/>
+      <w:r>
+        <w:rPr>
+          <w:b/>
+          <w:bCs/>
+        </w:rPr>
+        <w:t>Heatmap</w:t>
+      </w:r>
+      <w:proofErr w:type="spellEnd"/>
+      <w:r>
+        <w:rPr>
+          <w:b/>
+          <w:bCs/>
+        </w:rPr>
+        <w:t xml:space="preserve"> (Filtered)</w:t>
+      </w:r>
+    </w:p>
+    <w:p>
+      <w:pPr>
+        <w:pStyle w:val="NormalWeb"/>
+        <w:numPr>
+          <w:ilvl w:val="0"/>
+          <w:numId w:val="39"/>
+        </w:numPr>
+      </w:pPr>
+      <w:r>
+        <w:rPr>
+          <w:rStyle w:val="citation-195"/>
+          <w:b/>
+          <w:bCs/>
+        </w:rPr>
+        <w:t>Description:</w:t>
+      </w:r>
+      <w:r>
+        <w:rPr>
+          <w:rStyle w:val="citation-195"/>
+        </w:rPr>
+        <w:t xml:space="preserve"> A granular risk matrix showing where overdue leads are concentrated</w:t>
+      </w:r>
+      <w:r>
+        <w:t xml:space="preserve">. </w:t>
+      </w:r>
+      <w:r>
+        <w:rPr>
+          <w:rStyle w:val="citation-194"/>
+        </w:rPr>
+        <w:t>For example, there are 14 "Regret Requests" currently overdue within the SOFTWARE (BSTC) SBU</w:t>
+      </w:r>
+      <w:r>
+        <w:t>.</w:t>
+      </w:r>
+    </w:p>
+    <w:p>
+      <w:pPr>
+        <w:pStyle w:val="NormalWeb"/>
+      </w:pPr>
+      <w:proofErr w:type="gramStart"/>
+      <w:r>
+        <w:rPr>
+          <w:rFonts w:hAnsi="Symbol"/>
+        </w:rPr>
+        <w:t></w:t>
+      </w:r>
+      <w:r>
+        <w:t xml:space="preserve">  </w:t>
+      </w:r>
+      <w:r>
+        <w:rPr>
+          <w:b/>
+          <w:bCs/>
+        </w:rPr>
+        <w:t>Slide</w:t>
+      </w:r>
+      <w:proofErr w:type="gramEnd"/>
+      <w:r>
+        <w:rPr>
+          <w:b/>
+          <w:bCs/>
+        </w:rPr>
+        <w:t xml:space="preserve"> 13: Detailed Raw Data (Filtered Set)</w:t>
+      </w:r>
+    </w:p>
+    <w:p>
+      <w:pPr>
+        <w:pStyle w:val="NormalWeb"/>
+        <w:numPr>
+          <w:ilvl w:val="0"/>
+          <w:numId w:val="40"/>
+        </w:numPr>
+      </w:pPr>
+      <w:r>
+        <w:rPr>
+          <w:rStyle w:val="citation-193"/>
+          <w:b/>
+          <w:bCs/>
+        </w:rPr>
+        <w:t>Description:</w:t>
+      </w:r>
+      <w:r>
+        <w:rPr>
+          <w:rStyle w:val="citation-193"/>
+        </w:rPr>
+        <w:t xml:space="preserve"> An expanded table view of project data, showing specific customer classifications like "Central GO" and "PSUS" alongside the monetary value in Lakhs</w:t>
+      </w:r>
+      <w:r>
+        <w:t>.</w:t>
+      </w:r>
+    </w:p>
+    <w:p>
+      <w:pPr>
+        <w:pStyle w:val="NormalWeb"/>
+      </w:pPr>
+      <w:proofErr w:type="gramStart"/>
+      <w:r>
+        <w:rPr>
+          <w:rFonts w:hAnsi="Symbol"/>
+        </w:rPr>
+        <w:t></w:t>
+      </w:r>
+      <w:r>
+        <w:t xml:space="preserve">  </w:t>
+      </w:r>
+      <w:r>
+        <w:rPr>
+          <w:b/>
+          <w:bCs/>
+        </w:rPr>
+        <w:t>Slide</w:t>
+      </w:r>
+      <w:proofErr w:type="gramEnd"/>
+      <w:r>
+        <w:rPr>
+          <w:b/>
+          <w:bCs/>
+        </w:rPr>
+        <w:t xml:space="preserve"> 14: Private vs. Government Sector Analysis</w:t>
+      </w:r>
+    </w:p>
+    <w:p>
+      <w:pPr>
+        <w:pStyle w:val="NormalWeb"/>
+        <w:numPr>
+          <w:ilvl w:val="0"/>
+          <w:numId w:val="41"/>
+        </w:numPr>
+      </w:pPr>
+      <w:r>
+        <w:rPr>
+          <w:rStyle w:val="citation-192"/>
+          <w:b/>
+          <w:bCs/>
+        </w:rPr>
+        <w:lastRenderedPageBreak/>
+        <w:t>Description:</w:t>
+      </w:r>
+      <w:r>
+        <w:rPr>
+          <w:rStyle w:val="citation-192"/>
+        </w:rPr>
+        <w:t xml:space="preserve"> This dashboard view focuses on market segmentation, comparing "</w:t>
+      </w:r>
+      <w:proofErr w:type="spellStart"/>
+      <w:r>
+        <w:rPr>
+          <w:rStyle w:val="citation-192"/>
+        </w:rPr>
+        <w:t>Govt</w:t>
+      </w:r>
+      <w:proofErr w:type="spellEnd"/>
+      <w:r>
+        <w:rPr>
+          <w:rStyle w:val="citation-192"/>
+        </w:rPr>
+        <w:t xml:space="preserve"> Leads" (0) against "Private Leads" (2) for the current selection, totaling ₹10,000 Lakhs in value</w:t>
+      </w:r>
+      <w:r>
+        <w:t>.</w:t>
+      </w:r>
+    </w:p>
+    <w:p>
+      <w:pPr>
+        <w:pStyle w:val="NormalWeb"/>
+      </w:pPr>
+      <w:proofErr w:type="gramStart"/>
+      <w:r>
+        <w:rPr>
+          <w:rFonts w:hAnsi="Symbol"/>
+        </w:rPr>
+        <w:t></w:t>
+      </w:r>
+      <w:r>
+        <w:t xml:space="preserve">  </w:t>
+      </w:r>
+      <w:r>
+        <w:rPr>
+          <w:b/>
+          <w:bCs/>
+        </w:rPr>
+        <w:t>Slide</w:t>
+      </w:r>
+      <w:proofErr w:type="gramEnd"/>
+      <w:r>
+        <w:rPr>
+          <w:b/>
+          <w:bCs/>
+        </w:rPr>
+        <w:t xml:space="preserve"> 15: Lead Value Financial Distribution</w:t>
+      </w:r>
+    </w:p>
+    <w:p>
+      <w:pPr>
+        <w:pStyle w:val="NormalWeb"/>
+        <w:numPr>
+          <w:ilvl w:val="0"/>
+          <w:numId w:val="42"/>
+        </w:numPr>
+      </w:pPr>
+      <w:r>
+        <w:rPr>
+          <w:rStyle w:val="citation-191"/>
+          <w:b/>
+          <w:bCs/>
+        </w:rPr>
+        <w:t>Description:</w:t>
+      </w:r>
+      <w:r>
+        <w:rPr>
+          <w:rStyle w:val="citation-191"/>
+        </w:rPr>
+        <w:t xml:space="preserve"> A visualization of financial concentration, displaying the "Top Lead Owner Value" and "Top SBU Value" to identify which areas represent the largest portion of the portfolio</w:t>
+      </w:r>
+      <w:r>
+        <w:t>.</w:t>
+      </w:r>
+    </w:p>
+    <w:p>
+      <w:pPr>
+        <w:pStyle w:val="NormalWeb"/>
+      </w:pPr>
+      <w:bookmarkStart w:id="0" w:name="_GoBack"/>
+      <w:bookmarkEnd w:id="0"/>
+    </w:p>
+    <w:p>
+      <w:pPr>
         <w:spacing w:before="100" w:beforeAutospacing="1" w:after="100" w:afterAutospacing="1" w:line="240" w:lineRule="auto"/>
         <w:rPr>
           <w:rFonts w:ascii="Times New Roman" w:eastAsia="Times New Roman" w:hAnsi="Times New Roman" w:cs="Times New Roman"/>
@@ -2094,8 +3141,6 @@
           <w:szCs w:val="24"/>
         </w:rPr>
       </w:pPr>
-      <w:bookmarkStart w:id="0" w:name="_GoBack"/>
-      <w:bookmarkEnd w:id="0"/>
     </w:p>
     <w:p/>
     <w:sectPr>
@@ -2558,6 +3603,155 @@
     </w:lvl>
   </w:abstractNum>
   <w:abstractNum w:abstractNumId="3" w15:restartNumberingAfterBreak="0">
+    <w:nsid w:val="09593CC1"/>
+    <w:multiLevelType w:val="multilevel"/>
+    <w:tmpl w:val="032C0F5A"/>
+    <w:lvl w:ilvl="0">
+      <w:start w:val="1"/>
+      <w:numFmt w:val="bullet"/>
+      <w:lvlText w:val=""/>
+      <w:lvlJc w:val="left"/>
+      <w:pPr>
+        <w:tabs>
+          <w:tab w:val="num" w:pos="720"/>
+        </w:tabs>
+        <w:ind w:left="720" w:hanging="360"/>
+      </w:pPr>
+      <w:rPr>
+        <w:rFonts w:ascii="Symbol" w:hAnsi="Symbol" w:hint="default"/>
+        <w:sz w:val="20"/>
+      </w:rPr>
+    </w:lvl>
+    <w:lvl w:ilvl="1" w:tentative="1">
+      <w:start w:val="1"/>
+      <w:numFmt w:val="bullet"/>
+      <w:lvlText w:val="o"/>
+      <w:lvlJc w:val="left"/>
+      <w:pPr>
+        <w:tabs>
+          <w:tab w:val="num" w:pos="1440"/>
+        </w:tabs>
+        <w:ind w:left="1440" w:hanging="360"/>
+      </w:pPr>
+      <w:rPr>
+        <w:rFonts w:ascii="Courier New" w:hAnsi="Courier New" w:hint="default"/>
+        <w:sz w:val="20"/>
+      </w:rPr>
+    </w:lvl>
+    <w:lvl w:ilvl="2" w:tentative="1">
+      <w:start w:val="1"/>
+      <w:numFmt w:val="bullet"/>
+      <w:lvlText w:val=""/>
+      <w:lvlJc w:val="left"/>
+      <w:pPr>
+        <w:tabs>
+          <w:tab w:val="num" w:pos="2160"/>
+        </w:tabs>
+        <w:ind w:left="2160" w:hanging="360"/>
+      </w:pPr>
+      <w:rPr>
+        <w:rFonts w:ascii="Wingdings" w:hAnsi="Wingdings" w:hint="default"/>
+        <w:sz w:val="20"/>
+      </w:rPr>
+    </w:lvl>
+    <w:lvl w:ilvl="3" w:tentative="1">
+      <w:start w:val="1"/>
+      <w:numFmt w:val="bullet"/>
+      <w:lvlText w:val=""/>
+      <w:lvlJc w:val="left"/>
+      <w:pPr>
+        <w:tabs>
+          <w:tab w:val="num" w:pos="2880"/>
+        </w:tabs>
+        <w:ind w:left="2880" w:hanging="360"/>
+      </w:pPr>
+      <w:rPr>
+        <w:rFonts w:ascii="Wingdings" w:hAnsi="Wingdings" w:hint="default"/>
+        <w:sz w:val="20"/>
+      </w:rPr>
+    </w:lvl>
+    <w:lvl w:ilvl="4" w:tentative="1">
+      <w:start w:val="1"/>
+      <w:numFmt w:val="bullet"/>
+      <w:lvlText w:val=""/>
+      <w:lvlJc w:val="left"/>
+      <w:pPr>
+        <w:tabs>
+          <w:tab w:val="num" w:pos="3600"/>
+        </w:tabs>
+        <w:ind w:left="3600" w:hanging="360"/>
+      </w:pPr>
+      <w:rPr>
+        <w:rFonts w:ascii="Wingdings" w:hAnsi="Wingdings" w:hint="default"/>
+        <w:sz w:val="20"/>
+      </w:rPr>
+    </w:lvl>
+    <w:lvl w:ilvl="5" w:tentative="1">
+      <w:start w:val="1"/>
+      <w:numFmt w:val="bullet"/>
+      <w:lvlText w:val=""/>
+      <w:lvlJc w:val="left"/>
+      <w:pPr>
+        <w:tabs>
+          <w:tab w:val="num" w:pos="4320"/>
+        </w:tabs>
+        <w:ind w:left="4320" w:hanging="360"/>
+      </w:pPr>
+      <w:rPr>
+        <w:rFonts w:ascii="Wingdings" w:hAnsi="Wingdings" w:hint="default"/>
+        <w:sz w:val="20"/>
+      </w:rPr>
+    </w:lvl>
+    <w:lvl w:ilvl="6" w:tentative="1">
+      <w:start w:val="1"/>
+      <w:numFmt w:val="bullet"/>
+      <w:lvlText w:val=""/>
+      <w:lvlJc w:val="left"/>
+      <w:pPr>
+        <w:tabs>
+          <w:tab w:val="num" w:pos="5040"/>
+        </w:tabs>
+        <w:ind w:left="5040" w:hanging="360"/>
+      </w:pPr>
+      <w:rPr>
+        <w:rFonts w:ascii="Wingdings" w:hAnsi="Wingdings" w:hint="default"/>
+        <w:sz w:val="20"/>
+      </w:rPr>
+    </w:lvl>
+    <w:lvl w:ilvl="7" w:tentative="1">
+      <w:start w:val="1"/>
+      <w:numFmt w:val="bullet"/>
+      <w:lvlText w:val=""/>
+      <w:lvlJc w:val="left"/>
+      <w:pPr>
+        <w:tabs>
+          <w:tab w:val="num" w:pos="5760"/>
+        </w:tabs>
+        <w:ind w:left="5760" w:hanging="360"/>
+      </w:pPr>
+      <w:rPr>
+        <w:rFonts w:ascii="Wingdings" w:hAnsi="Wingdings" w:hint="default"/>
+        <w:sz w:val="20"/>
+      </w:rPr>
+    </w:lvl>
+    <w:lvl w:ilvl="8" w:tentative="1">
+      <w:start w:val="1"/>
+      <w:numFmt w:val="bullet"/>
+      <w:lvlText w:val=""/>
+      <w:lvlJc w:val="left"/>
+      <w:pPr>
+        <w:tabs>
+          <w:tab w:val="num" w:pos="6480"/>
+        </w:tabs>
+        <w:ind w:left="6480" w:hanging="360"/>
+      </w:pPr>
+      <w:rPr>
+        <w:rFonts w:ascii="Wingdings" w:hAnsi="Wingdings" w:hint="default"/>
+        <w:sz w:val="20"/>
+      </w:rPr>
+    </w:lvl>
+  </w:abstractNum>
+  <w:abstractNum w:abstractNumId="4" w15:restartNumberingAfterBreak="0">
     <w:nsid w:val="0A9D5264"/>
     <w:multiLevelType w:val="multilevel"/>
     <w:tmpl w:val="F9DC1846"/>
@@ -2706,7 +3900,7 @@
       </w:rPr>
     </w:lvl>
   </w:abstractNum>
-  <w:abstractNum w:abstractNumId="4" w15:restartNumberingAfterBreak="0">
+  <w:abstractNum w:abstractNumId="5" w15:restartNumberingAfterBreak="0">
     <w:nsid w:val="19807FB0"/>
     <w:multiLevelType w:val="multilevel"/>
     <w:tmpl w:val="BEB0F67E"/>
@@ -2855,7 +4049,305 @@
       </w:rPr>
     </w:lvl>
   </w:abstractNum>
-  <w:abstractNum w:abstractNumId="5" w15:restartNumberingAfterBreak="0">
+  <w:abstractNum w:abstractNumId="6" w15:restartNumberingAfterBreak="0">
+    <w:nsid w:val="19F20887"/>
+    <w:multiLevelType w:val="multilevel"/>
+    <w:tmpl w:val="CBBEC424"/>
+    <w:lvl w:ilvl="0">
+      <w:start w:val="1"/>
+      <w:numFmt w:val="bullet"/>
+      <w:lvlText w:val=""/>
+      <w:lvlJc w:val="left"/>
+      <w:pPr>
+        <w:tabs>
+          <w:tab w:val="num" w:pos="720"/>
+        </w:tabs>
+        <w:ind w:left="720" w:hanging="360"/>
+      </w:pPr>
+      <w:rPr>
+        <w:rFonts w:ascii="Symbol" w:hAnsi="Symbol" w:hint="default"/>
+        <w:sz w:val="20"/>
+      </w:rPr>
+    </w:lvl>
+    <w:lvl w:ilvl="1" w:tentative="1">
+      <w:start w:val="1"/>
+      <w:numFmt w:val="bullet"/>
+      <w:lvlText w:val="o"/>
+      <w:lvlJc w:val="left"/>
+      <w:pPr>
+        <w:tabs>
+          <w:tab w:val="num" w:pos="1440"/>
+        </w:tabs>
+        <w:ind w:left="1440" w:hanging="360"/>
+      </w:pPr>
+      <w:rPr>
+        <w:rFonts w:ascii="Courier New" w:hAnsi="Courier New" w:hint="default"/>
+        <w:sz w:val="20"/>
+      </w:rPr>
+    </w:lvl>
+    <w:lvl w:ilvl="2" w:tentative="1">
+      <w:start w:val="1"/>
+      <w:numFmt w:val="bullet"/>
+      <w:lvlText w:val=""/>
+      <w:lvlJc w:val="left"/>
+      <w:pPr>
+        <w:tabs>
+          <w:tab w:val="num" w:pos="2160"/>
+        </w:tabs>
+        <w:ind w:left="2160" w:hanging="360"/>
+      </w:pPr>
+      <w:rPr>
+        <w:rFonts w:ascii="Wingdings" w:hAnsi="Wingdings" w:hint="default"/>
+        <w:sz w:val="20"/>
+      </w:rPr>
+    </w:lvl>
+    <w:lvl w:ilvl="3" w:tentative="1">
+      <w:start w:val="1"/>
+      <w:numFmt w:val="bullet"/>
+      <w:lvlText w:val=""/>
+      <w:lvlJc w:val="left"/>
+      <w:pPr>
+        <w:tabs>
+          <w:tab w:val="num" w:pos="2880"/>
+        </w:tabs>
+        <w:ind w:left="2880" w:hanging="360"/>
+      </w:pPr>
+      <w:rPr>
+        <w:rFonts w:ascii="Wingdings" w:hAnsi="Wingdings" w:hint="default"/>
+        <w:sz w:val="20"/>
+      </w:rPr>
+    </w:lvl>
+    <w:lvl w:ilvl="4" w:tentative="1">
+      <w:start w:val="1"/>
+      <w:numFmt w:val="bullet"/>
+      <w:lvlText w:val=""/>
+      <w:lvlJc w:val="left"/>
+      <w:pPr>
+        <w:tabs>
+          <w:tab w:val="num" w:pos="3600"/>
+        </w:tabs>
+        <w:ind w:left="3600" w:hanging="360"/>
+      </w:pPr>
+      <w:rPr>
+        <w:rFonts w:ascii="Wingdings" w:hAnsi="Wingdings" w:hint="default"/>
+        <w:sz w:val="20"/>
+      </w:rPr>
+    </w:lvl>
+    <w:lvl w:ilvl="5" w:tentative="1">
+      <w:start w:val="1"/>
+      <w:numFmt w:val="bullet"/>
+      <w:lvlText w:val=""/>
+      <w:lvlJc w:val="left"/>
+      <w:pPr>
+        <w:tabs>
+          <w:tab w:val="num" w:pos="4320"/>
+        </w:tabs>
+        <w:ind w:left="4320" w:hanging="360"/>
+      </w:pPr>
+      <w:rPr>
+        <w:rFonts w:ascii="Wingdings" w:hAnsi="Wingdings" w:hint="default"/>
+        <w:sz w:val="20"/>
+      </w:rPr>
+    </w:lvl>
+    <w:lvl w:ilvl="6" w:tentative="1">
+      <w:start w:val="1"/>
+      <w:numFmt w:val="bullet"/>
+      <w:lvlText w:val=""/>
+      <w:lvlJc w:val="left"/>
+      <w:pPr>
+        <w:tabs>
+          <w:tab w:val="num" w:pos="5040"/>
+        </w:tabs>
+        <w:ind w:left="5040" w:hanging="360"/>
+      </w:pPr>
+      <w:rPr>
+        <w:rFonts w:ascii="Wingdings" w:hAnsi="Wingdings" w:hint="default"/>
+        <w:sz w:val="20"/>
+      </w:rPr>
+    </w:lvl>
+    <w:lvl w:ilvl="7" w:tentative="1">
+      <w:start w:val="1"/>
+      <w:numFmt w:val="bullet"/>
+      <w:lvlText w:val=""/>
+      <w:lvlJc w:val="left"/>
+      <w:pPr>
+        <w:tabs>
+          <w:tab w:val="num" w:pos="5760"/>
+        </w:tabs>
+        <w:ind w:left="5760" w:hanging="360"/>
+      </w:pPr>
+      <w:rPr>
+        <w:rFonts w:ascii="Wingdings" w:hAnsi="Wingdings" w:hint="default"/>
+        <w:sz w:val="20"/>
+      </w:rPr>
+    </w:lvl>
+    <w:lvl w:ilvl="8" w:tentative="1">
+      <w:start w:val="1"/>
+      <w:numFmt w:val="bullet"/>
+      <w:lvlText w:val=""/>
+      <w:lvlJc w:val="left"/>
+      <w:pPr>
+        <w:tabs>
+          <w:tab w:val="num" w:pos="6480"/>
+        </w:tabs>
+        <w:ind w:left="6480" w:hanging="360"/>
+      </w:pPr>
+      <w:rPr>
+        <w:rFonts w:ascii="Wingdings" w:hAnsi="Wingdings" w:hint="default"/>
+        <w:sz w:val="20"/>
+      </w:rPr>
+    </w:lvl>
+  </w:abstractNum>
+  <w:abstractNum w:abstractNumId="7" w15:restartNumberingAfterBreak="0">
+    <w:nsid w:val="212D6898"/>
+    <w:multiLevelType w:val="multilevel"/>
+    <w:tmpl w:val="C45EFFAA"/>
+    <w:lvl w:ilvl="0">
+      <w:start w:val="1"/>
+      <w:numFmt w:val="bullet"/>
+      <w:lvlText w:val=""/>
+      <w:lvlJc w:val="left"/>
+      <w:pPr>
+        <w:tabs>
+          <w:tab w:val="num" w:pos="720"/>
+        </w:tabs>
+        <w:ind w:left="720" w:hanging="360"/>
+      </w:pPr>
+      <w:rPr>
+        <w:rFonts w:ascii="Symbol" w:hAnsi="Symbol" w:hint="default"/>
+        <w:sz w:val="20"/>
+      </w:rPr>
+    </w:lvl>
+    <w:lvl w:ilvl="1" w:tentative="1">
+      <w:start w:val="1"/>
+      <w:numFmt w:val="bullet"/>
+      <w:lvlText w:val="o"/>
+      <w:lvlJc w:val="left"/>
+      <w:pPr>
+        <w:tabs>
+          <w:tab w:val="num" w:pos="1440"/>
+        </w:tabs>
+        <w:ind w:left="1440" w:hanging="360"/>
+      </w:pPr>
+      <w:rPr>
+        <w:rFonts w:ascii="Courier New" w:hAnsi="Courier New" w:hint="default"/>
+        <w:sz w:val="20"/>
+      </w:rPr>
+    </w:lvl>
+    <w:lvl w:ilvl="2" w:tentative="1">
+      <w:start w:val="1"/>
+      <w:numFmt w:val="bullet"/>
+      <w:lvlText w:val=""/>
+      <w:lvlJc w:val="left"/>
+      <w:pPr>
+        <w:tabs>
+          <w:tab w:val="num" w:pos="2160"/>
+        </w:tabs>
+        <w:ind w:left="2160" w:hanging="360"/>
+      </w:pPr>
+      <w:rPr>
+        <w:rFonts w:ascii="Wingdings" w:hAnsi="Wingdings" w:hint="default"/>
+        <w:sz w:val="20"/>
+      </w:rPr>
+    </w:lvl>
+    <w:lvl w:ilvl="3" w:tentative="1">
+      <w:start w:val="1"/>
+      <w:numFmt w:val="bullet"/>
+      <w:lvlText w:val=""/>
+      <w:lvlJc w:val="left"/>
+      <w:pPr>
+        <w:tabs>
+          <w:tab w:val="num" w:pos="2880"/>
+        </w:tabs>
+        <w:ind w:left="2880" w:hanging="360"/>
+      </w:pPr>
+      <w:rPr>
+        <w:rFonts w:ascii="Wingdings" w:hAnsi="Wingdings" w:hint="default"/>
+        <w:sz w:val="20"/>
+      </w:rPr>
+    </w:lvl>
+    <w:lvl w:ilvl="4" w:tentative="1">
+      <w:start w:val="1"/>
+      <w:numFmt w:val="bullet"/>
+      <w:lvlText w:val=""/>
+      <w:lvlJc w:val="left"/>
+      <w:pPr>
+        <w:tabs>
+          <w:tab w:val="num" w:pos="3600"/>
+        </w:tabs>
+        <w:ind w:left="3600" w:hanging="360"/>
+      </w:pPr>
+      <w:rPr>
+        <w:rFonts w:ascii="Wingdings" w:hAnsi="Wingdings" w:hint="default"/>
+        <w:sz w:val="20"/>
+      </w:rPr>
+    </w:lvl>
+    <w:lvl w:ilvl="5" w:tentative="1">
+      <w:start w:val="1"/>
+      <w:numFmt w:val="bullet"/>
+      <w:lvlText w:val=""/>
+      <w:lvlJc w:val="left"/>
+      <w:pPr>
+        <w:tabs>
+          <w:tab w:val="num" w:pos="4320"/>
+        </w:tabs>
+        <w:ind w:left="4320" w:hanging="360"/>
+      </w:pPr>
+      <w:rPr>
+        <w:rFonts w:ascii="Wingdings" w:hAnsi="Wingdings" w:hint="default"/>
+        <w:sz w:val="20"/>
+      </w:rPr>
+    </w:lvl>
+    <w:lvl w:ilvl="6" w:tentative="1">
+      <w:start w:val="1"/>
+      <w:numFmt w:val="bullet"/>
+      <w:lvlText w:val=""/>
+      <w:lvlJc w:val="left"/>
+      <w:pPr>
+        <w:tabs>
+          <w:tab w:val="num" w:pos="5040"/>
+        </w:tabs>
+        <w:ind w:left="5040" w:hanging="360"/>
+      </w:pPr>
+      <w:rPr>
+        <w:rFonts w:ascii="Wingdings" w:hAnsi="Wingdings" w:hint="default"/>
+        <w:sz w:val="20"/>
+      </w:rPr>
+    </w:lvl>
+    <w:lvl w:ilvl="7" w:tentative="1">
+      <w:start w:val="1"/>
+      <w:numFmt w:val="bullet"/>
+      <w:lvlText w:val=""/>
+      <w:lvlJc w:val="left"/>
+      <w:pPr>
+        <w:tabs>
+          <w:tab w:val="num" w:pos="5760"/>
+        </w:tabs>
+        <w:ind w:left="5760" w:hanging="360"/>
+      </w:pPr>
+      <w:rPr>
+        <w:rFonts w:ascii="Wingdings" w:hAnsi="Wingdings" w:hint="default"/>
+        <w:sz w:val="20"/>
+      </w:rPr>
+    </w:lvl>
+    <w:lvl w:ilvl="8" w:tentative="1">
+      <w:start w:val="1"/>
+      <w:numFmt w:val="bullet"/>
+      <w:lvlText w:val=""/>
+      <w:lvlJc w:val="left"/>
+      <w:pPr>
+        <w:tabs>
+          <w:tab w:val="num" w:pos="6480"/>
+        </w:tabs>
+        <w:ind w:left="6480" w:hanging="360"/>
+      </w:pPr>
+      <w:rPr>
+        <w:rFonts w:ascii="Wingdings" w:hAnsi="Wingdings" w:hint="default"/>
+        <w:sz w:val="20"/>
+      </w:rPr>
+    </w:lvl>
+  </w:abstractNum>
+  <w:abstractNum w:abstractNumId="8" w15:restartNumberingAfterBreak="0">
     <w:nsid w:val="249B0E57"/>
     <w:multiLevelType w:val="multilevel"/>
     <w:tmpl w:val="8DB853BC"/>
@@ -3004,7 +4496,156 @@
       </w:rPr>
     </w:lvl>
   </w:abstractNum>
-  <w:abstractNum w:abstractNumId="6" w15:restartNumberingAfterBreak="0">
+  <w:abstractNum w:abstractNumId="9" w15:restartNumberingAfterBreak="0">
+    <w:nsid w:val="26861122"/>
+    <w:multiLevelType w:val="multilevel"/>
+    <w:tmpl w:val="F03822DC"/>
+    <w:lvl w:ilvl="0">
+      <w:start w:val="1"/>
+      <w:numFmt w:val="bullet"/>
+      <w:lvlText w:val=""/>
+      <w:lvlJc w:val="left"/>
+      <w:pPr>
+        <w:tabs>
+          <w:tab w:val="num" w:pos="720"/>
+        </w:tabs>
+        <w:ind w:left="720" w:hanging="360"/>
+      </w:pPr>
+      <w:rPr>
+        <w:rFonts w:ascii="Symbol" w:hAnsi="Symbol" w:hint="default"/>
+        <w:sz w:val="20"/>
+      </w:rPr>
+    </w:lvl>
+    <w:lvl w:ilvl="1" w:tentative="1">
+      <w:start w:val="1"/>
+      <w:numFmt w:val="bullet"/>
+      <w:lvlText w:val="o"/>
+      <w:lvlJc w:val="left"/>
+      <w:pPr>
+        <w:tabs>
+          <w:tab w:val="num" w:pos="1440"/>
+        </w:tabs>
+        <w:ind w:left="1440" w:hanging="360"/>
+      </w:pPr>
+      <w:rPr>
+        <w:rFonts w:ascii="Courier New" w:hAnsi="Courier New" w:hint="default"/>
+        <w:sz w:val="20"/>
+      </w:rPr>
+    </w:lvl>
+    <w:lvl w:ilvl="2" w:tentative="1">
+      <w:start w:val="1"/>
+      <w:numFmt w:val="bullet"/>
+      <w:lvlText w:val=""/>
+      <w:lvlJc w:val="left"/>
+      <w:pPr>
+        <w:tabs>
+          <w:tab w:val="num" w:pos="2160"/>
+        </w:tabs>
+        <w:ind w:left="2160" w:hanging="360"/>
+      </w:pPr>
+      <w:rPr>
+        <w:rFonts w:ascii="Wingdings" w:hAnsi="Wingdings" w:hint="default"/>
+        <w:sz w:val="20"/>
+      </w:rPr>
+    </w:lvl>
+    <w:lvl w:ilvl="3" w:tentative="1">
+      <w:start w:val="1"/>
+      <w:numFmt w:val="bullet"/>
+      <w:lvlText w:val=""/>
+      <w:lvlJc w:val="left"/>
+      <w:pPr>
+        <w:tabs>
+          <w:tab w:val="num" w:pos="2880"/>
+        </w:tabs>
+        <w:ind w:left="2880" w:hanging="360"/>
+      </w:pPr>
+      <w:rPr>
+        <w:rFonts w:ascii="Wingdings" w:hAnsi="Wingdings" w:hint="default"/>
+        <w:sz w:val="20"/>
+      </w:rPr>
+    </w:lvl>
+    <w:lvl w:ilvl="4" w:tentative="1">
+      <w:start w:val="1"/>
+      <w:numFmt w:val="bullet"/>
+      <w:lvlText w:val=""/>
+      <w:lvlJc w:val="left"/>
+      <w:pPr>
+        <w:tabs>
+          <w:tab w:val="num" w:pos="3600"/>
+        </w:tabs>
+        <w:ind w:left="3600" w:hanging="360"/>
+      </w:pPr>
+      <w:rPr>
+        <w:rFonts w:ascii="Wingdings" w:hAnsi="Wingdings" w:hint="default"/>
+        <w:sz w:val="20"/>
+      </w:rPr>
+    </w:lvl>
+    <w:lvl w:ilvl="5" w:tentative="1">
+      <w:start w:val="1"/>
+      <w:numFmt w:val="bullet"/>
+      <w:lvlText w:val=""/>
+      <w:lvlJc w:val="left"/>
+      <w:pPr>
+        <w:tabs>
+          <w:tab w:val="num" w:pos="4320"/>
+        </w:tabs>
+        <w:ind w:left="4320" w:hanging="360"/>
+      </w:pPr>
+      <w:rPr>
+        <w:rFonts w:ascii="Wingdings" w:hAnsi="Wingdings" w:hint="default"/>
+        <w:sz w:val="20"/>
+      </w:rPr>
+    </w:lvl>
+    <w:lvl w:ilvl="6" w:tentative="1">
+      <w:start w:val="1"/>
+      <w:numFmt w:val="bullet"/>
+      <w:lvlText w:val=""/>
+      <w:lvlJc w:val="left"/>
+      <w:pPr>
+        <w:tabs>
+          <w:tab w:val="num" w:pos="5040"/>
+        </w:tabs>
+        <w:ind w:left="5040" w:hanging="360"/>
+      </w:pPr>
+      <w:rPr>
+        <w:rFonts w:ascii="Wingdings" w:hAnsi="Wingdings" w:hint="default"/>
+        <w:sz w:val="20"/>
+      </w:rPr>
+    </w:lvl>
+    <w:lvl w:ilvl="7" w:tentative="1">
+      <w:start w:val="1"/>
+      <w:numFmt w:val="bullet"/>
+      <w:lvlText w:val=""/>
+      <w:lvlJc w:val="left"/>
+      <w:pPr>
+        <w:tabs>
+          <w:tab w:val="num" w:pos="5760"/>
+        </w:tabs>
+        <w:ind w:left="5760" w:hanging="360"/>
+      </w:pPr>
+      <w:rPr>
+        <w:rFonts w:ascii="Wingdings" w:hAnsi="Wingdings" w:hint="default"/>
+        <w:sz w:val="20"/>
+      </w:rPr>
+    </w:lvl>
+    <w:lvl w:ilvl="8" w:tentative="1">
+      <w:start w:val="1"/>
+      <w:numFmt w:val="bullet"/>
+      <w:lvlText w:val=""/>
+      <w:lvlJc w:val="left"/>
+      <w:pPr>
+        <w:tabs>
+          <w:tab w:val="num" w:pos="6480"/>
+        </w:tabs>
+        <w:ind w:left="6480" w:hanging="360"/>
+      </w:pPr>
+      <w:rPr>
+        <w:rFonts w:ascii="Wingdings" w:hAnsi="Wingdings" w:hint="default"/>
+        <w:sz w:val="20"/>
+      </w:rPr>
+    </w:lvl>
+  </w:abstractNum>
+  <w:abstractNum w:abstractNumId="10" w15:restartNumberingAfterBreak="0">
     <w:nsid w:val="26E0225B"/>
     <w:multiLevelType w:val="multilevel"/>
     <w:tmpl w:val="699627EC"/>
@@ -3153,7 +4794,156 @@
       </w:rPr>
     </w:lvl>
   </w:abstractNum>
-  <w:abstractNum w:abstractNumId="7" w15:restartNumberingAfterBreak="0">
+  <w:abstractNum w:abstractNumId="11" w15:restartNumberingAfterBreak="0">
+    <w:nsid w:val="28087084"/>
+    <w:multiLevelType w:val="multilevel"/>
+    <w:tmpl w:val="89981534"/>
+    <w:lvl w:ilvl="0">
+      <w:start w:val="1"/>
+      <w:numFmt w:val="bullet"/>
+      <w:lvlText w:val=""/>
+      <w:lvlJc w:val="left"/>
+      <w:pPr>
+        <w:tabs>
+          <w:tab w:val="num" w:pos="720"/>
+        </w:tabs>
+        <w:ind w:left="720" w:hanging="360"/>
+      </w:pPr>
+      <w:rPr>
+        <w:rFonts w:ascii="Symbol" w:hAnsi="Symbol" w:hint="default"/>
+        <w:sz w:val="20"/>
+      </w:rPr>
+    </w:lvl>
+    <w:lvl w:ilvl="1" w:tentative="1">
+      <w:start w:val="1"/>
+      <w:numFmt w:val="bullet"/>
+      <w:lvlText w:val="o"/>
+      <w:lvlJc w:val="left"/>
+      <w:pPr>
+        <w:tabs>
+          <w:tab w:val="num" w:pos="1440"/>
+        </w:tabs>
+        <w:ind w:left="1440" w:hanging="360"/>
+      </w:pPr>
+      <w:rPr>
+        <w:rFonts w:ascii="Courier New" w:hAnsi="Courier New" w:hint="default"/>
+        <w:sz w:val="20"/>
+      </w:rPr>
+    </w:lvl>
+    <w:lvl w:ilvl="2" w:tentative="1">
+      <w:start w:val="1"/>
+      <w:numFmt w:val="bullet"/>
+      <w:lvlText w:val=""/>
+      <w:lvlJc w:val="left"/>
+      <w:pPr>
+        <w:tabs>
+          <w:tab w:val="num" w:pos="2160"/>
+        </w:tabs>
+        <w:ind w:left="2160" w:hanging="360"/>
+      </w:pPr>
+      <w:rPr>
+        <w:rFonts w:ascii="Wingdings" w:hAnsi="Wingdings" w:hint="default"/>
+        <w:sz w:val="20"/>
+      </w:rPr>
+    </w:lvl>
+    <w:lvl w:ilvl="3" w:tentative="1">
+      <w:start w:val="1"/>
+      <w:numFmt w:val="bullet"/>
+      <w:lvlText w:val=""/>
+      <w:lvlJc w:val="left"/>
+      <w:pPr>
+        <w:tabs>
+          <w:tab w:val="num" w:pos="2880"/>
+        </w:tabs>
+        <w:ind w:left="2880" w:hanging="360"/>
+      </w:pPr>
+      <w:rPr>
+        <w:rFonts w:ascii="Wingdings" w:hAnsi="Wingdings" w:hint="default"/>
+        <w:sz w:val="20"/>
+      </w:rPr>
+    </w:lvl>
+    <w:lvl w:ilvl="4" w:tentative="1">
+      <w:start w:val="1"/>
+      <w:numFmt w:val="bullet"/>
+      <w:lvlText w:val=""/>
+      <w:lvlJc w:val="left"/>
+      <w:pPr>
+        <w:tabs>
+          <w:tab w:val="num" w:pos="3600"/>
+        </w:tabs>
+        <w:ind w:left="3600" w:hanging="360"/>
+      </w:pPr>
+      <w:rPr>
+        <w:rFonts w:ascii="Wingdings" w:hAnsi="Wingdings" w:hint="default"/>
+        <w:sz w:val="20"/>
+      </w:rPr>
+    </w:lvl>
+    <w:lvl w:ilvl="5" w:tentative="1">
+      <w:start w:val="1"/>
+      <w:numFmt w:val="bullet"/>
+      <w:lvlText w:val=""/>
+      <w:lvlJc w:val="left"/>
+      <w:pPr>
+        <w:tabs>
+          <w:tab w:val="num" w:pos="4320"/>
+        </w:tabs>
+        <w:ind w:left="4320" w:hanging="360"/>
+      </w:pPr>
+      <w:rPr>
+        <w:rFonts w:ascii="Wingdings" w:hAnsi="Wingdings" w:hint="default"/>
+        <w:sz w:val="20"/>
+      </w:rPr>
+    </w:lvl>
+    <w:lvl w:ilvl="6" w:tentative="1">
+      <w:start w:val="1"/>
+      <w:numFmt w:val="bullet"/>
+      <w:lvlText w:val=""/>
+      <w:lvlJc w:val="left"/>
+      <w:pPr>
+        <w:tabs>
+          <w:tab w:val="num" w:pos="5040"/>
+        </w:tabs>
+        <w:ind w:left="5040" w:hanging="360"/>
+      </w:pPr>
+      <w:rPr>
+        <w:rFonts w:ascii="Wingdings" w:hAnsi="Wingdings" w:hint="default"/>
+        <w:sz w:val="20"/>
+      </w:rPr>
+    </w:lvl>
+    <w:lvl w:ilvl="7" w:tentative="1">
+      <w:start w:val="1"/>
+      <w:numFmt w:val="bullet"/>
+      <w:lvlText w:val=""/>
+      <w:lvlJc w:val="left"/>
+      <w:pPr>
+        <w:tabs>
+          <w:tab w:val="num" w:pos="5760"/>
+        </w:tabs>
+        <w:ind w:left="5760" w:hanging="360"/>
+      </w:pPr>
+      <w:rPr>
+        <w:rFonts w:ascii="Wingdings" w:hAnsi="Wingdings" w:hint="default"/>
+        <w:sz w:val="20"/>
+      </w:rPr>
+    </w:lvl>
+    <w:lvl w:ilvl="8" w:tentative="1">
+      <w:start w:val="1"/>
+      <w:numFmt w:val="bullet"/>
+      <w:lvlText w:val=""/>
+      <w:lvlJc w:val="left"/>
+      <w:pPr>
+        <w:tabs>
+          <w:tab w:val="num" w:pos="6480"/>
+        </w:tabs>
+        <w:ind w:left="6480" w:hanging="360"/>
+      </w:pPr>
+      <w:rPr>
+        <w:rFonts w:ascii="Wingdings" w:hAnsi="Wingdings" w:hint="default"/>
+        <w:sz w:val="20"/>
+      </w:rPr>
+    </w:lvl>
+  </w:abstractNum>
+  <w:abstractNum w:abstractNumId="12" w15:restartNumberingAfterBreak="0">
     <w:nsid w:val="29A421AD"/>
     <w:multiLevelType w:val="multilevel"/>
     <w:tmpl w:val="50BA6F8C"/>
@@ -3302,7 +5092,305 @@
       </w:rPr>
     </w:lvl>
   </w:abstractNum>
-  <w:abstractNum w:abstractNumId="8" w15:restartNumberingAfterBreak="0">
+  <w:abstractNum w:abstractNumId="13" w15:restartNumberingAfterBreak="0">
+    <w:nsid w:val="2B7736E3"/>
+    <w:multiLevelType w:val="multilevel"/>
+    <w:tmpl w:val="AD960508"/>
+    <w:lvl w:ilvl="0">
+      <w:start w:val="1"/>
+      <w:numFmt w:val="bullet"/>
+      <w:lvlText w:val=""/>
+      <w:lvlJc w:val="left"/>
+      <w:pPr>
+        <w:tabs>
+          <w:tab w:val="num" w:pos="720"/>
+        </w:tabs>
+        <w:ind w:left="720" w:hanging="360"/>
+      </w:pPr>
+      <w:rPr>
+        <w:rFonts w:ascii="Symbol" w:hAnsi="Symbol" w:hint="default"/>
+        <w:sz w:val="20"/>
+      </w:rPr>
+    </w:lvl>
+    <w:lvl w:ilvl="1" w:tentative="1">
+      <w:start w:val="1"/>
+      <w:numFmt w:val="bullet"/>
+      <w:lvlText w:val="o"/>
+      <w:lvlJc w:val="left"/>
+      <w:pPr>
+        <w:tabs>
+          <w:tab w:val="num" w:pos="1440"/>
+        </w:tabs>
+        <w:ind w:left="1440" w:hanging="360"/>
+      </w:pPr>
+      <w:rPr>
+        <w:rFonts w:ascii="Courier New" w:hAnsi="Courier New" w:hint="default"/>
+        <w:sz w:val="20"/>
+      </w:rPr>
+    </w:lvl>
+    <w:lvl w:ilvl="2" w:tentative="1">
+      <w:start w:val="1"/>
+      <w:numFmt w:val="bullet"/>
+      <w:lvlText w:val=""/>
+      <w:lvlJc w:val="left"/>
+      <w:pPr>
+        <w:tabs>
+          <w:tab w:val="num" w:pos="2160"/>
+        </w:tabs>
+        <w:ind w:left="2160" w:hanging="360"/>
+      </w:pPr>
+      <w:rPr>
+        <w:rFonts w:ascii="Wingdings" w:hAnsi="Wingdings" w:hint="default"/>
+        <w:sz w:val="20"/>
+      </w:rPr>
+    </w:lvl>
+    <w:lvl w:ilvl="3" w:tentative="1">
+      <w:start w:val="1"/>
+      <w:numFmt w:val="bullet"/>
+      <w:lvlText w:val=""/>
+      <w:lvlJc w:val="left"/>
+      <w:pPr>
+        <w:tabs>
+          <w:tab w:val="num" w:pos="2880"/>
+        </w:tabs>
+        <w:ind w:left="2880" w:hanging="360"/>
+      </w:pPr>
+      <w:rPr>
+        <w:rFonts w:ascii="Wingdings" w:hAnsi="Wingdings" w:hint="default"/>
+        <w:sz w:val="20"/>
+      </w:rPr>
+    </w:lvl>
+    <w:lvl w:ilvl="4" w:tentative="1">
+      <w:start w:val="1"/>
+      <w:numFmt w:val="bullet"/>
+      <w:lvlText w:val=""/>
+      <w:lvlJc w:val="left"/>
+      <w:pPr>
+        <w:tabs>
+          <w:tab w:val="num" w:pos="3600"/>
+        </w:tabs>
+        <w:ind w:left="3600" w:hanging="360"/>
+      </w:pPr>
+      <w:rPr>
+        <w:rFonts w:ascii="Wingdings" w:hAnsi="Wingdings" w:hint="default"/>
+        <w:sz w:val="20"/>
+      </w:rPr>
+    </w:lvl>
+    <w:lvl w:ilvl="5" w:tentative="1">
+      <w:start w:val="1"/>
+      <w:numFmt w:val="bullet"/>
+      <w:lvlText w:val=""/>
+      <w:lvlJc w:val="left"/>
+      <w:pPr>
+        <w:tabs>
+          <w:tab w:val="num" w:pos="4320"/>
+        </w:tabs>
+        <w:ind w:left="4320" w:hanging="360"/>
+      </w:pPr>
+      <w:rPr>
+        <w:rFonts w:ascii="Wingdings" w:hAnsi="Wingdings" w:hint="default"/>
+        <w:sz w:val="20"/>
+      </w:rPr>
+    </w:lvl>
+    <w:lvl w:ilvl="6" w:tentative="1">
+      <w:start w:val="1"/>
+      <w:numFmt w:val="bullet"/>
+      <w:lvlText w:val=""/>
+      <w:lvlJc w:val="left"/>
+      <w:pPr>
+        <w:tabs>
+          <w:tab w:val="num" w:pos="5040"/>
+        </w:tabs>
+        <w:ind w:left="5040" w:hanging="360"/>
+      </w:pPr>
+      <w:rPr>
+        <w:rFonts w:ascii="Wingdings" w:hAnsi="Wingdings" w:hint="default"/>
+        <w:sz w:val="20"/>
+      </w:rPr>
+    </w:lvl>
+    <w:lvl w:ilvl="7" w:tentative="1">
+      <w:start w:val="1"/>
+      <w:numFmt w:val="bullet"/>
+      <w:lvlText w:val=""/>
+      <w:lvlJc w:val="left"/>
+      <w:pPr>
+        <w:tabs>
+          <w:tab w:val="num" w:pos="5760"/>
+        </w:tabs>
+        <w:ind w:left="5760" w:hanging="360"/>
+      </w:pPr>
+      <w:rPr>
+        <w:rFonts w:ascii="Wingdings" w:hAnsi="Wingdings" w:hint="default"/>
+        <w:sz w:val="20"/>
+      </w:rPr>
+    </w:lvl>
+    <w:lvl w:ilvl="8" w:tentative="1">
+      <w:start w:val="1"/>
+      <w:numFmt w:val="bullet"/>
+      <w:lvlText w:val=""/>
+      <w:lvlJc w:val="left"/>
+      <w:pPr>
+        <w:tabs>
+          <w:tab w:val="num" w:pos="6480"/>
+        </w:tabs>
+        <w:ind w:left="6480" w:hanging="360"/>
+      </w:pPr>
+      <w:rPr>
+        <w:rFonts w:ascii="Wingdings" w:hAnsi="Wingdings" w:hint="default"/>
+        <w:sz w:val="20"/>
+      </w:rPr>
+    </w:lvl>
+  </w:abstractNum>
+  <w:abstractNum w:abstractNumId="14" w15:restartNumberingAfterBreak="0">
+    <w:nsid w:val="2BB60EC0"/>
+    <w:multiLevelType w:val="multilevel"/>
+    <w:tmpl w:val="FD8C8C28"/>
+    <w:lvl w:ilvl="0">
+      <w:start w:val="1"/>
+      <w:numFmt w:val="bullet"/>
+      <w:lvlText w:val=""/>
+      <w:lvlJc w:val="left"/>
+      <w:pPr>
+        <w:tabs>
+          <w:tab w:val="num" w:pos="720"/>
+        </w:tabs>
+        <w:ind w:left="720" w:hanging="360"/>
+      </w:pPr>
+      <w:rPr>
+        <w:rFonts w:ascii="Symbol" w:hAnsi="Symbol" w:hint="default"/>
+        <w:sz w:val="20"/>
+      </w:rPr>
+    </w:lvl>
+    <w:lvl w:ilvl="1" w:tentative="1">
+      <w:start w:val="1"/>
+      <w:numFmt w:val="bullet"/>
+      <w:lvlText w:val="o"/>
+      <w:lvlJc w:val="left"/>
+      <w:pPr>
+        <w:tabs>
+          <w:tab w:val="num" w:pos="1440"/>
+        </w:tabs>
+        <w:ind w:left="1440" w:hanging="360"/>
+      </w:pPr>
+      <w:rPr>
+        <w:rFonts w:ascii="Courier New" w:hAnsi="Courier New" w:hint="default"/>
+        <w:sz w:val="20"/>
+      </w:rPr>
+    </w:lvl>
+    <w:lvl w:ilvl="2" w:tentative="1">
+      <w:start w:val="1"/>
+      <w:numFmt w:val="bullet"/>
+      <w:lvlText w:val=""/>
+      <w:lvlJc w:val="left"/>
+      <w:pPr>
+        <w:tabs>
+          <w:tab w:val="num" w:pos="2160"/>
+        </w:tabs>
+        <w:ind w:left="2160" w:hanging="360"/>
+      </w:pPr>
+      <w:rPr>
+        <w:rFonts w:ascii="Wingdings" w:hAnsi="Wingdings" w:hint="default"/>
+        <w:sz w:val="20"/>
+      </w:rPr>
+    </w:lvl>
+    <w:lvl w:ilvl="3" w:tentative="1">
+      <w:start w:val="1"/>
+      <w:numFmt w:val="bullet"/>
+      <w:lvlText w:val=""/>
+      <w:lvlJc w:val="left"/>
+      <w:pPr>
+        <w:tabs>
+          <w:tab w:val="num" w:pos="2880"/>
+        </w:tabs>
+        <w:ind w:left="2880" w:hanging="360"/>
+      </w:pPr>
+      <w:rPr>
+        <w:rFonts w:ascii="Wingdings" w:hAnsi="Wingdings" w:hint="default"/>
+        <w:sz w:val="20"/>
+      </w:rPr>
+    </w:lvl>
+    <w:lvl w:ilvl="4" w:tentative="1">
+      <w:start w:val="1"/>
+      <w:numFmt w:val="bullet"/>
+      <w:lvlText w:val=""/>
+      <w:lvlJc w:val="left"/>
+      <w:pPr>
+        <w:tabs>
+          <w:tab w:val="num" w:pos="3600"/>
+        </w:tabs>
+        <w:ind w:left="3600" w:hanging="360"/>
+      </w:pPr>
+      <w:rPr>
+        <w:rFonts w:ascii="Wingdings" w:hAnsi="Wingdings" w:hint="default"/>
+        <w:sz w:val="20"/>
+      </w:rPr>
+    </w:lvl>
+    <w:lvl w:ilvl="5" w:tentative="1">
+      <w:start w:val="1"/>
+      <w:numFmt w:val="bullet"/>
+      <w:lvlText w:val=""/>
+      <w:lvlJc w:val="left"/>
+      <w:pPr>
+        <w:tabs>
+          <w:tab w:val="num" w:pos="4320"/>
+        </w:tabs>
+        <w:ind w:left="4320" w:hanging="360"/>
+      </w:pPr>
+      <w:rPr>
+        <w:rFonts w:ascii="Wingdings" w:hAnsi="Wingdings" w:hint="default"/>
+        <w:sz w:val="20"/>
+      </w:rPr>
+    </w:lvl>
+    <w:lvl w:ilvl="6" w:tentative="1">
+      <w:start w:val="1"/>
+      <w:numFmt w:val="bullet"/>
+      <w:lvlText w:val=""/>
+      <w:lvlJc w:val="left"/>
+      <w:pPr>
+        <w:tabs>
+          <w:tab w:val="num" w:pos="5040"/>
+        </w:tabs>
+        <w:ind w:left="5040" w:hanging="360"/>
+      </w:pPr>
+      <w:rPr>
+        <w:rFonts w:ascii="Wingdings" w:hAnsi="Wingdings" w:hint="default"/>
+        <w:sz w:val="20"/>
+      </w:rPr>
+    </w:lvl>
+    <w:lvl w:ilvl="7" w:tentative="1">
+      <w:start w:val="1"/>
+      <w:numFmt w:val="bullet"/>
+      <w:lvlText w:val=""/>
+      <w:lvlJc w:val="left"/>
+      <w:pPr>
+        <w:tabs>
+          <w:tab w:val="num" w:pos="5760"/>
+        </w:tabs>
+        <w:ind w:left="5760" w:hanging="360"/>
+      </w:pPr>
+      <w:rPr>
+        <w:rFonts w:ascii="Wingdings" w:hAnsi="Wingdings" w:hint="default"/>
+        <w:sz w:val="20"/>
+      </w:rPr>
+    </w:lvl>
+    <w:lvl w:ilvl="8" w:tentative="1">
+      <w:start w:val="1"/>
+      <w:numFmt w:val="bullet"/>
+      <w:lvlText w:val=""/>
+      <w:lvlJc w:val="left"/>
+      <w:pPr>
+        <w:tabs>
+          <w:tab w:val="num" w:pos="6480"/>
+        </w:tabs>
+        <w:ind w:left="6480" w:hanging="360"/>
+      </w:pPr>
+      <w:rPr>
+        <w:rFonts w:ascii="Wingdings" w:hAnsi="Wingdings" w:hint="default"/>
+        <w:sz w:val="20"/>
+      </w:rPr>
+    </w:lvl>
+  </w:abstractNum>
+  <w:abstractNum w:abstractNumId="15" w15:restartNumberingAfterBreak="0">
     <w:nsid w:val="2CEC124C"/>
     <w:multiLevelType w:val="multilevel"/>
     <w:tmpl w:val="3DFC4634"/>
@@ -3451,7 +5539,454 @@
       </w:rPr>
     </w:lvl>
   </w:abstractNum>
-  <w:abstractNum w:abstractNumId="9" w15:restartNumberingAfterBreak="0">
+  <w:abstractNum w:abstractNumId="16" w15:restartNumberingAfterBreak="0">
+    <w:nsid w:val="31EC6078"/>
+    <w:multiLevelType w:val="multilevel"/>
+    <w:tmpl w:val="40521146"/>
+    <w:lvl w:ilvl="0">
+      <w:start w:val="1"/>
+      <w:numFmt w:val="bullet"/>
+      <w:lvlText w:val=""/>
+      <w:lvlJc w:val="left"/>
+      <w:pPr>
+        <w:tabs>
+          <w:tab w:val="num" w:pos="720"/>
+        </w:tabs>
+        <w:ind w:left="720" w:hanging="360"/>
+      </w:pPr>
+      <w:rPr>
+        <w:rFonts w:ascii="Symbol" w:hAnsi="Symbol" w:hint="default"/>
+        <w:sz w:val="20"/>
+      </w:rPr>
+    </w:lvl>
+    <w:lvl w:ilvl="1" w:tentative="1">
+      <w:start w:val="1"/>
+      <w:numFmt w:val="bullet"/>
+      <w:lvlText w:val="o"/>
+      <w:lvlJc w:val="left"/>
+      <w:pPr>
+        <w:tabs>
+          <w:tab w:val="num" w:pos="1440"/>
+        </w:tabs>
+        <w:ind w:left="1440" w:hanging="360"/>
+      </w:pPr>
+      <w:rPr>
+        <w:rFonts w:ascii="Courier New" w:hAnsi="Courier New" w:hint="default"/>
+        <w:sz w:val="20"/>
+      </w:rPr>
+    </w:lvl>
+    <w:lvl w:ilvl="2" w:tentative="1">
+      <w:start w:val="1"/>
+      <w:numFmt w:val="bullet"/>
+      <w:lvlText w:val=""/>
+      <w:lvlJc w:val="left"/>
+      <w:pPr>
+        <w:tabs>
+          <w:tab w:val="num" w:pos="2160"/>
+        </w:tabs>
+        <w:ind w:left="2160" w:hanging="360"/>
+      </w:pPr>
+      <w:rPr>
+        <w:rFonts w:ascii="Wingdings" w:hAnsi="Wingdings" w:hint="default"/>
+        <w:sz w:val="20"/>
+      </w:rPr>
+    </w:lvl>
+    <w:lvl w:ilvl="3" w:tentative="1">
+      <w:start w:val="1"/>
+      <w:numFmt w:val="bullet"/>
+      <w:lvlText w:val=""/>
+      <w:lvlJc w:val="left"/>
+      <w:pPr>
+        <w:tabs>
+          <w:tab w:val="num" w:pos="2880"/>
+        </w:tabs>
+        <w:ind w:left="2880" w:hanging="360"/>
+      </w:pPr>
+      <w:rPr>
+        <w:rFonts w:ascii="Wingdings" w:hAnsi="Wingdings" w:hint="default"/>
+        <w:sz w:val="20"/>
+      </w:rPr>
+    </w:lvl>
+    <w:lvl w:ilvl="4" w:tentative="1">
+      <w:start w:val="1"/>
+      <w:numFmt w:val="bullet"/>
+      <w:lvlText w:val=""/>
+      <w:lvlJc w:val="left"/>
+      <w:pPr>
+        <w:tabs>
+          <w:tab w:val="num" w:pos="3600"/>
+        </w:tabs>
+        <w:ind w:left="3600" w:hanging="360"/>
+      </w:pPr>
+      <w:rPr>
+        <w:rFonts w:ascii="Wingdings" w:hAnsi="Wingdings" w:hint="default"/>
+        <w:sz w:val="20"/>
+      </w:rPr>
+    </w:lvl>
+    <w:lvl w:ilvl="5" w:tentative="1">
+      <w:start w:val="1"/>
+      <w:numFmt w:val="bullet"/>
+      <w:lvlText w:val=""/>
+      <w:lvlJc w:val="left"/>
+      <w:pPr>
+        <w:tabs>
+          <w:tab w:val="num" w:pos="4320"/>
+        </w:tabs>
+        <w:ind w:left="4320" w:hanging="360"/>
+      </w:pPr>
+      <w:rPr>
+        <w:rFonts w:ascii="Wingdings" w:hAnsi="Wingdings" w:hint="default"/>
+        <w:sz w:val="20"/>
+      </w:rPr>
+    </w:lvl>
+    <w:lvl w:ilvl="6" w:tentative="1">
+      <w:start w:val="1"/>
+      <w:numFmt w:val="bullet"/>
+      <w:lvlText w:val=""/>
+      <w:lvlJc w:val="left"/>
+      <w:pPr>
+        <w:tabs>
+          <w:tab w:val="num" w:pos="5040"/>
+        </w:tabs>
+        <w:ind w:left="5040" w:hanging="360"/>
+      </w:pPr>
+      <w:rPr>
+        <w:rFonts w:ascii="Wingdings" w:hAnsi="Wingdings" w:hint="default"/>
+        <w:sz w:val="20"/>
+      </w:rPr>
+    </w:lvl>
+    <w:lvl w:ilvl="7" w:tentative="1">
+      <w:start w:val="1"/>
+      <w:numFmt w:val="bullet"/>
+      <w:lvlText w:val=""/>
+      <w:lvlJc w:val="left"/>
+      <w:pPr>
+        <w:tabs>
+          <w:tab w:val="num" w:pos="5760"/>
+        </w:tabs>
+        <w:ind w:left="5760" w:hanging="360"/>
+      </w:pPr>
+      <w:rPr>
+        <w:rFonts w:ascii="Wingdings" w:hAnsi="Wingdings" w:hint="default"/>
+        <w:sz w:val="20"/>
+      </w:rPr>
+    </w:lvl>
+    <w:lvl w:ilvl="8" w:tentative="1">
+      <w:start w:val="1"/>
+      <w:numFmt w:val="bullet"/>
+      <w:lvlText w:val=""/>
+      <w:lvlJc w:val="left"/>
+      <w:pPr>
+        <w:tabs>
+          <w:tab w:val="num" w:pos="6480"/>
+        </w:tabs>
+        <w:ind w:left="6480" w:hanging="360"/>
+      </w:pPr>
+      <w:rPr>
+        <w:rFonts w:ascii="Wingdings" w:hAnsi="Wingdings" w:hint="default"/>
+        <w:sz w:val="20"/>
+      </w:rPr>
+    </w:lvl>
+  </w:abstractNum>
+  <w:abstractNum w:abstractNumId="17" w15:restartNumberingAfterBreak="0">
+    <w:nsid w:val="367A36FF"/>
+    <w:multiLevelType w:val="multilevel"/>
+    <w:tmpl w:val="26A62B0C"/>
+    <w:lvl w:ilvl="0">
+      <w:start w:val="1"/>
+      <w:numFmt w:val="bullet"/>
+      <w:lvlText w:val=""/>
+      <w:lvlJc w:val="left"/>
+      <w:pPr>
+        <w:tabs>
+          <w:tab w:val="num" w:pos="720"/>
+        </w:tabs>
+        <w:ind w:left="720" w:hanging="360"/>
+      </w:pPr>
+      <w:rPr>
+        <w:rFonts w:ascii="Symbol" w:hAnsi="Symbol" w:hint="default"/>
+        <w:sz w:val="20"/>
+      </w:rPr>
+    </w:lvl>
+    <w:lvl w:ilvl="1" w:tentative="1">
+      <w:start w:val="1"/>
+      <w:numFmt w:val="bullet"/>
+      <w:lvlText w:val="o"/>
+      <w:lvlJc w:val="left"/>
+      <w:pPr>
+        <w:tabs>
+          <w:tab w:val="num" w:pos="1440"/>
+        </w:tabs>
+        <w:ind w:left="1440" w:hanging="360"/>
+      </w:pPr>
+      <w:rPr>
+        <w:rFonts w:ascii="Courier New" w:hAnsi="Courier New" w:hint="default"/>
+        <w:sz w:val="20"/>
+      </w:rPr>
+    </w:lvl>
+    <w:lvl w:ilvl="2" w:tentative="1">
+      <w:start w:val="1"/>
+      <w:numFmt w:val="bullet"/>
+      <w:lvlText w:val=""/>
+      <w:lvlJc w:val="left"/>
+      <w:pPr>
+        <w:tabs>
+          <w:tab w:val="num" w:pos="2160"/>
+        </w:tabs>
+        <w:ind w:left="2160" w:hanging="360"/>
+      </w:pPr>
+      <w:rPr>
+        <w:rFonts w:ascii="Wingdings" w:hAnsi="Wingdings" w:hint="default"/>
+        <w:sz w:val="20"/>
+      </w:rPr>
+    </w:lvl>
+    <w:lvl w:ilvl="3" w:tentative="1">
+      <w:start w:val="1"/>
+      <w:numFmt w:val="bullet"/>
+      <w:lvlText w:val=""/>
+      <w:lvlJc w:val="left"/>
+      <w:pPr>
+        <w:tabs>
+          <w:tab w:val="num" w:pos="2880"/>
+        </w:tabs>
+        <w:ind w:left="2880" w:hanging="360"/>
+      </w:pPr>
+      <w:rPr>
+        <w:rFonts w:ascii="Wingdings" w:hAnsi="Wingdings" w:hint="default"/>
+        <w:sz w:val="20"/>
+      </w:rPr>
+    </w:lvl>
+    <w:lvl w:ilvl="4" w:tentative="1">
+      <w:start w:val="1"/>
+      <w:numFmt w:val="bullet"/>
+      <w:lvlText w:val=""/>
+      <w:lvlJc w:val="left"/>
+      <w:pPr>
+        <w:tabs>
+          <w:tab w:val="num" w:pos="3600"/>
+        </w:tabs>
+        <w:ind w:left="3600" w:hanging="360"/>
+      </w:pPr>
+      <w:rPr>
+        <w:rFonts w:ascii="Wingdings" w:hAnsi="Wingdings" w:hint="default"/>
+        <w:sz w:val="20"/>
+      </w:rPr>
+    </w:lvl>
+    <w:lvl w:ilvl="5" w:tentative="1">
+      <w:start w:val="1"/>
+      <w:numFmt w:val="bullet"/>
+      <w:lvlText w:val=""/>
+      <w:lvlJc w:val="left"/>
+      <w:pPr>
+        <w:tabs>
+          <w:tab w:val="num" w:pos="4320"/>
+        </w:tabs>
+        <w:ind w:left="4320" w:hanging="360"/>
+      </w:pPr>
+      <w:rPr>
+        <w:rFonts w:ascii="Wingdings" w:hAnsi="Wingdings" w:hint="default"/>
+        <w:sz w:val="20"/>
+      </w:rPr>
+    </w:lvl>
+    <w:lvl w:ilvl="6" w:tentative="1">
+      <w:start w:val="1"/>
+      <w:numFmt w:val="bullet"/>
+      <w:lvlText w:val=""/>
+      <w:lvlJc w:val="left"/>
+      <w:pPr>
+        <w:tabs>
+          <w:tab w:val="num" w:pos="5040"/>
+        </w:tabs>
+        <w:ind w:left="5040" w:hanging="360"/>
+      </w:pPr>
+      <w:rPr>
+        <w:rFonts w:ascii="Wingdings" w:hAnsi="Wingdings" w:hint="default"/>
+        <w:sz w:val="20"/>
+      </w:rPr>
+    </w:lvl>
+    <w:lvl w:ilvl="7" w:tentative="1">
+      <w:start w:val="1"/>
+      <w:numFmt w:val="bullet"/>
+      <w:lvlText w:val=""/>
+      <w:lvlJc w:val="left"/>
+      <w:pPr>
+        <w:tabs>
+          <w:tab w:val="num" w:pos="5760"/>
+        </w:tabs>
+        <w:ind w:left="5760" w:hanging="360"/>
+      </w:pPr>
+      <w:rPr>
+        <w:rFonts w:ascii="Wingdings" w:hAnsi="Wingdings" w:hint="default"/>
+        <w:sz w:val="20"/>
+      </w:rPr>
+    </w:lvl>
+    <w:lvl w:ilvl="8" w:tentative="1">
+      <w:start w:val="1"/>
+      <w:numFmt w:val="bullet"/>
+      <w:lvlText w:val=""/>
+      <w:lvlJc w:val="left"/>
+      <w:pPr>
+        <w:tabs>
+          <w:tab w:val="num" w:pos="6480"/>
+        </w:tabs>
+        <w:ind w:left="6480" w:hanging="360"/>
+      </w:pPr>
+      <w:rPr>
+        <w:rFonts w:ascii="Wingdings" w:hAnsi="Wingdings" w:hint="default"/>
+        <w:sz w:val="20"/>
+      </w:rPr>
+    </w:lvl>
+  </w:abstractNum>
+  <w:abstractNum w:abstractNumId="18" w15:restartNumberingAfterBreak="0">
+    <w:nsid w:val="3B056A3E"/>
+    <w:multiLevelType w:val="multilevel"/>
+    <w:tmpl w:val="409E5DE2"/>
+    <w:lvl w:ilvl="0">
+      <w:start w:val="1"/>
+      <w:numFmt w:val="bullet"/>
+      <w:lvlText w:val=""/>
+      <w:lvlJc w:val="left"/>
+      <w:pPr>
+        <w:tabs>
+          <w:tab w:val="num" w:pos="720"/>
+        </w:tabs>
+        <w:ind w:left="720" w:hanging="360"/>
+      </w:pPr>
+      <w:rPr>
+        <w:rFonts w:ascii="Symbol" w:hAnsi="Symbol" w:hint="default"/>
+        <w:sz w:val="20"/>
+      </w:rPr>
+    </w:lvl>
+    <w:lvl w:ilvl="1" w:tentative="1">
+      <w:start w:val="1"/>
+      <w:numFmt w:val="bullet"/>
+      <w:lvlText w:val="o"/>
+      <w:lvlJc w:val="left"/>
+      <w:pPr>
+        <w:tabs>
+          <w:tab w:val="num" w:pos="1440"/>
+        </w:tabs>
+        <w:ind w:left="1440" w:hanging="360"/>
+      </w:pPr>
+      <w:rPr>
+        <w:rFonts w:ascii="Courier New" w:hAnsi="Courier New" w:hint="default"/>
+        <w:sz w:val="20"/>
+      </w:rPr>
+    </w:lvl>
+    <w:lvl w:ilvl="2" w:tentative="1">
+      <w:start w:val="1"/>
+      <w:numFmt w:val="bullet"/>
+      <w:lvlText w:val=""/>
+      <w:lvlJc w:val="left"/>
+      <w:pPr>
+        <w:tabs>
+          <w:tab w:val="num" w:pos="2160"/>
+        </w:tabs>
+        <w:ind w:left="2160" w:hanging="360"/>
+      </w:pPr>
+      <w:rPr>
+        <w:rFonts w:ascii="Wingdings" w:hAnsi="Wingdings" w:hint="default"/>
+        <w:sz w:val="20"/>
+      </w:rPr>
+    </w:lvl>
+    <w:lvl w:ilvl="3" w:tentative="1">
+      <w:start w:val="1"/>
+      <w:numFmt w:val="bullet"/>
+      <w:lvlText w:val=""/>
+      <w:lvlJc w:val="left"/>
+      <w:pPr>
+        <w:tabs>
+          <w:tab w:val="num" w:pos="2880"/>
+        </w:tabs>
+        <w:ind w:left="2880" w:hanging="360"/>
+      </w:pPr>
+      <w:rPr>
+        <w:rFonts w:ascii="Wingdings" w:hAnsi="Wingdings" w:hint="default"/>
+        <w:sz w:val="20"/>
+      </w:rPr>
+    </w:lvl>
+    <w:lvl w:ilvl="4" w:tentative="1">
+      <w:start w:val="1"/>
+      <w:numFmt w:val="bullet"/>
+      <w:lvlText w:val=""/>
+      <w:lvlJc w:val="left"/>
+      <w:pPr>
+        <w:tabs>
+          <w:tab w:val="num" w:pos="3600"/>
+        </w:tabs>
+        <w:ind w:left="3600" w:hanging="360"/>
+      </w:pPr>
+      <w:rPr>
+        <w:rFonts w:ascii="Wingdings" w:hAnsi="Wingdings" w:hint="default"/>
+        <w:sz w:val="20"/>
+      </w:rPr>
+    </w:lvl>
+    <w:lvl w:ilvl="5" w:tentative="1">
+      <w:start w:val="1"/>
+      <w:numFmt w:val="bullet"/>
+      <w:lvlText w:val=""/>
+      <w:lvlJc w:val="left"/>
+      <w:pPr>
+        <w:tabs>
+          <w:tab w:val="num" w:pos="4320"/>
+        </w:tabs>
+        <w:ind w:left="4320" w:hanging="360"/>
+      </w:pPr>
+      <w:rPr>
+        <w:rFonts w:ascii="Wingdings" w:hAnsi="Wingdings" w:hint="default"/>
+        <w:sz w:val="20"/>
+      </w:rPr>
+    </w:lvl>
+    <w:lvl w:ilvl="6" w:tentative="1">
+      <w:start w:val="1"/>
+      <w:numFmt w:val="bullet"/>
+      <w:lvlText w:val=""/>
+      <w:lvlJc w:val="left"/>
+      <w:pPr>
+        <w:tabs>
+          <w:tab w:val="num" w:pos="5040"/>
+        </w:tabs>
+        <w:ind w:left="5040" w:hanging="360"/>
+      </w:pPr>
+      <w:rPr>
+        <w:rFonts w:ascii="Wingdings" w:hAnsi="Wingdings" w:hint="default"/>
+        <w:sz w:val="20"/>
+      </w:rPr>
+    </w:lvl>
+    <w:lvl w:ilvl="7" w:tentative="1">
+      <w:start w:val="1"/>
+      <w:numFmt w:val="bullet"/>
+      <w:lvlText w:val=""/>
+      <w:lvlJc w:val="left"/>
+      <w:pPr>
+        <w:tabs>
+          <w:tab w:val="num" w:pos="5760"/>
+        </w:tabs>
+        <w:ind w:left="5760" w:hanging="360"/>
+      </w:pPr>
+      <w:rPr>
+        <w:rFonts w:ascii="Wingdings" w:hAnsi="Wingdings" w:hint="default"/>
+        <w:sz w:val="20"/>
+      </w:rPr>
+    </w:lvl>
+    <w:lvl w:ilvl="8" w:tentative="1">
+      <w:start w:val="1"/>
+      <w:numFmt w:val="bullet"/>
+      <w:lvlText w:val=""/>
+      <w:lvlJc w:val="left"/>
+      <w:pPr>
+        <w:tabs>
+          <w:tab w:val="num" w:pos="6480"/>
+        </w:tabs>
+        <w:ind w:left="6480" w:hanging="360"/>
+      </w:pPr>
+      <w:rPr>
+        <w:rFonts w:ascii="Wingdings" w:hAnsi="Wingdings" w:hint="default"/>
+        <w:sz w:val="20"/>
+      </w:rPr>
+    </w:lvl>
+  </w:abstractNum>
+  <w:abstractNum w:abstractNumId="19" w15:restartNumberingAfterBreak="0">
     <w:nsid w:val="3D663379"/>
     <w:multiLevelType w:val="multilevel"/>
     <w:tmpl w:val="CFF69496"/>
@@ -3600,7 +6135,7 @@
       </w:rPr>
     </w:lvl>
   </w:abstractNum>
-  <w:abstractNum w:abstractNumId="10" w15:restartNumberingAfterBreak="0">
+  <w:abstractNum w:abstractNumId="20" w15:restartNumberingAfterBreak="0">
     <w:nsid w:val="4DFB6A8F"/>
     <w:multiLevelType w:val="multilevel"/>
     <w:tmpl w:val="88664B82"/>
@@ -3749,7 +6284,156 @@
       </w:rPr>
     </w:lvl>
   </w:abstractNum>
-  <w:abstractNum w:abstractNumId="11" w15:restartNumberingAfterBreak="0">
+  <w:abstractNum w:abstractNumId="21" w15:restartNumberingAfterBreak="0">
+    <w:nsid w:val="513F2C6F"/>
+    <w:multiLevelType w:val="multilevel"/>
+    <w:tmpl w:val="C13CB202"/>
+    <w:lvl w:ilvl="0">
+      <w:start w:val="1"/>
+      <w:numFmt w:val="bullet"/>
+      <w:lvlText w:val=""/>
+      <w:lvlJc w:val="left"/>
+      <w:pPr>
+        <w:tabs>
+          <w:tab w:val="num" w:pos="720"/>
+        </w:tabs>
+        <w:ind w:left="720" w:hanging="360"/>
+      </w:pPr>
+      <w:rPr>
+        <w:rFonts w:ascii="Symbol" w:hAnsi="Symbol" w:hint="default"/>
+        <w:sz w:val="20"/>
+      </w:rPr>
+    </w:lvl>
+    <w:lvl w:ilvl="1" w:tentative="1">
+      <w:start w:val="1"/>
+      <w:numFmt w:val="bullet"/>
+      <w:lvlText w:val="o"/>
+      <w:lvlJc w:val="left"/>
+      <w:pPr>
+        <w:tabs>
+          <w:tab w:val="num" w:pos="1440"/>
+        </w:tabs>
+        <w:ind w:left="1440" w:hanging="360"/>
+      </w:pPr>
+      <w:rPr>
+        <w:rFonts w:ascii="Courier New" w:hAnsi="Courier New" w:hint="default"/>
+        <w:sz w:val="20"/>
+      </w:rPr>
+    </w:lvl>
+    <w:lvl w:ilvl="2" w:tentative="1">
+      <w:start w:val="1"/>
+      <w:numFmt w:val="bullet"/>
+      <w:lvlText w:val=""/>
+      <w:lvlJc w:val="left"/>
+      <w:pPr>
+        <w:tabs>
+          <w:tab w:val="num" w:pos="2160"/>
+        </w:tabs>
+        <w:ind w:left="2160" w:hanging="360"/>
+      </w:pPr>
+      <w:rPr>
+        <w:rFonts w:ascii="Wingdings" w:hAnsi="Wingdings" w:hint="default"/>
+        <w:sz w:val="20"/>
+      </w:rPr>
+    </w:lvl>
+    <w:lvl w:ilvl="3" w:tentative="1">
+      <w:start w:val="1"/>
+      <w:numFmt w:val="bullet"/>
+      <w:lvlText w:val=""/>
+      <w:lvlJc w:val="left"/>
+      <w:pPr>
+        <w:tabs>
+          <w:tab w:val="num" w:pos="2880"/>
+        </w:tabs>
+        <w:ind w:left="2880" w:hanging="360"/>
+      </w:pPr>
+      <w:rPr>
+        <w:rFonts w:ascii="Wingdings" w:hAnsi="Wingdings" w:hint="default"/>
+        <w:sz w:val="20"/>
+      </w:rPr>
+    </w:lvl>
+    <w:lvl w:ilvl="4" w:tentative="1">
+      <w:start w:val="1"/>
+      <w:numFmt w:val="bullet"/>
+      <w:lvlText w:val=""/>
+      <w:lvlJc w:val="left"/>
+      <w:pPr>
+        <w:tabs>
+          <w:tab w:val="num" w:pos="3600"/>
+        </w:tabs>
+        <w:ind w:left="3600" w:hanging="360"/>
+      </w:pPr>
+      <w:rPr>
+        <w:rFonts w:ascii="Wingdings" w:hAnsi="Wingdings" w:hint="default"/>
+        <w:sz w:val="20"/>
+      </w:rPr>
+    </w:lvl>
+    <w:lvl w:ilvl="5" w:tentative="1">
+      <w:start w:val="1"/>
+      <w:numFmt w:val="bullet"/>
+      <w:lvlText w:val=""/>
+      <w:lvlJc w:val="left"/>
+      <w:pPr>
+        <w:tabs>
+          <w:tab w:val="num" w:pos="4320"/>
+        </w:tabs>
+        <w:ind w:left="4320" w:hanging="360"/>
+      </w:pPr>
+      <w:rPr>
+        <w:rFonts w:ascii="Wingdings" w:hAnsi="Wingdings" w:hint="default"/>
+        <w:sz w:val="20"/>
+      </w:rPr>
+    </w:lvl>
+    <w:lvl w:ilvl="6" w:tentative="1">
+      <w:start w:val="1"/>
+      <w:numFmt w:val="bullet"/>
+      <w:lvlText w:val=""/>
+      <w:lvlJc w:val="left"/>
+      <w:pPr>
+        <w:tabs>
+          <w:tab w:val="num" w:pos="5040"/>
+        </w:tabs>
+        <w:ind w:left="5040" w:hanging="360"/>
+      </w:pPr>
+      <w:rPr>
+        <w:rFonts w:ascii="Wingdings" w:hAnsi="Wingdings" w:hint="default"/>
+        <w:sz w:val="20"/>
+      </w:rPr>
+    </w:lvl>
+    <w:lvl w:ilvl="7" w:tentative="1">
+      <w:start w:val="1"/>
+      <w:numFmt w:val="bullet"/>
+      <w:lvlText w:val=""/>
+      <w:lvlJc w:val="left"/>
+      <w:pPr>
+        <w:tabs>
+          <w:tab w:val="num" w:pos="5760"/>
+        </w:tabs>
+        <w:ind w:left="5760" w:hanging="360"/>
+      </w:pPr>
+      <w:rPr>
+        <w:rFonts w:ascii="Wingdings" w:hAnsi="Wingdings" w:hint="default"/>
+        <w:sz w:val="20"/>
+      </w:rPr>
+    </w:lvl>
+    <w:lvl w:ilvl="8" w:tentative="1">
+      <w:start w:val="1"/>
+      <w:numFmt w:val="bullet"/>
+      <w:lvlText w:val=""/>
+      <w:lvlJc w:val="left"/>
+      <w:pPr>
+        <w:tabs>
+          <w:tab w:val="num" w:pos="6480"/>
+        </w:tabs>
+        <w:ind w:left="6480" w:hanging="360"/>
+      </w:pPr>
+      <w:rPr>
+        <w:rFonts w:ascii="Wingdings" w:hAnsi="Wingdings" w:hint="default"/>
+        <w:sz w:val="20"/>
+      </w:rPr>
+    </w:lvl>
+  </w:abstractNum>
+  <w:abstractNum w:abstractNumId="22" w15:restartNumberingAfterBreak="0">
     <w:nsid w:val="514D365A"/>
     <w:multiLevelType w:val="multilevel"/>
     <w:tmpl w:val="C5E2F782"/>
@@ -3898,7 +6582,7 @@
       </w:rPr>
     </w:lvl>
   </w:abstractNum>
-  <w:abstractNum w:abstractNumId="12" w15:restartNumberingAfterBreak="0">
+  <w:abstractNum w:abstractNumId="23" w15:restartNumberingAfterBreak="0">
     <w:nsid w:val="539A05D8"/>
     <w:multiLevelType w:val="multilevel"/>
     <w:tmpl w:val="A18AB6C4"/>
@@ -4047,7 +6731,7 @@
       </w:rPr>
     </w:lvl>
   </w:abstractNum>
-  <w:abstractNum w:abstractNumId="13" w15:restartNumberingAfterBreak="0">
+  <w:abstractNum w:abstractNumId="24" w15:restartNumberingAfterBreak="0">
     <w:nsid w:val="587D6DA6"/>
     <w:multiLevelType w:val="multilevel"/>
     <w:tmpl w:val="B5A85B6A"/>
@@ -4196,7 +6880,156 @@
       </w:rPr>
     </w:lvl>
   </w:abstractNum>
-  <w:abstractNum w:abstractNumId="14" w15:restartNumberingAfterBreak="0">
+  <w:abstractNum w:abstractNumId="25" w15:restartNumberingAfterBreak="0">
+    <w:nsid w:val="5B07563C"/>
+    <w:multiLevelType w:val="multilevel"/>
+    <w:tmpl w:val="E4960650"/>
+    <w:lvl w:ilvl="0">
+      <w:start w:val="1"/>
+      <w:numFmt w:val="bullet"/>
+      <w:lvlText w:val=""/>
+      <w:lvlJc w:val="left"/>
+      <w:pPr>
+        <w:tabs>
+          <w:tab w:val="num" w:pos="720"/>
+        </w:tabs>
+        <w:ind w:left="720" w:hanging="360"/>
+      </w:pPr>
+      <w:rPr>
+        <w:rFonts w:ascii="Symbol" w:hAnsi="Symbol" w:hint="default"/>
+        <w:sz w:val="20"/>
+      </w:rPr>
+    </w:lvl>
+    <w:lvl w:ilvl="1" w:tentative="1">
+      <w:start w:val="1"/>
+      <w:numFmt w:val="bullet"/>
+      <w:lvlText w:val="o"/>
+      <w:lvlJc w:val="left"/>
+      <w:pPr>
+        <w:tabs>
+          <w:tab w:val="num" w:pos="1440"/>
+        </w:tabs>
+        <w:ind w:left="1440" w:hanging="360"/>
+      </w:pPr>
+      <w:rPr>
+        <w:rFonts w:ascii="Courier New" w:hAnsi="Courier New" w:hint="default"/>
+        <w:sz w:val="20"/>
+      </w:rPr>
+    </w:lvl>
+    <w:lvl w:ilvl="2" w:tentative="1">
+      <w:start w:val="1"/>
+      <w:numFmt w:val="bullet"/>
+      <w:lvlText w:val=""/>
+      <w:lvlJc w:val="left"/>
+      <w:pPr>
+        <w:tabs>
+          <w:tab w:val="num" w:pos="2160"/>
+        </w:tabs>
+        <w:ind w:left="2160" w:hanging="360"/>
+      </w:pPr>
+      <w:rPr>
+        <w:rFonts w:ascii="Wingdings" w:hAnsi="Wingdings" w:hint="default"/>
+        <w:sz w:val="20"/>
+      </w:rPr>
+    </w:lvl>
+    <w:lvl w:ilvl="3" w:tentative="1">
+      <w:start w:val="1"/>
+      <w:numFmt w:val="bullet"/>
+      <w:lvlText w:val=""/>
+      <w:lvlJc w:val="left"/>
+      <w:pPr>
+        <w:tabs>
+          <w:tab w:val="num" w:pos="2880"/>
+        </w:tabs>
+        <w:ind w:left="2880" w:hanging="360"/>
+      </w:pPr>
+      <w:rPr>
+        <w:rFonts w:ascii="Wingdings" w:hAnsi="Wingdings" w:hint="default"/>
+        <w:sz w:val="20"/>
+      </w:rPr>
+    </w:lvl>
+    <w:lvl w:ilvl="4" w:tentative="1">
+      <w:start w:val="1"/>
+      <w:numFmt w:val="bullet"/>
+      <w:lvlText w:val=""/>
+      <w:lvlJc w:val="left"/>
+      <w:pPr>
+        <w:tabs>
+          <w:tab w:val="num" w:pos="3600"/>
+        </w:tabs>
+        <w:ind w:left="3600" w:hanging="360"/>
+      </w:pPr>
+      <w:rPr>
+        <w:rFonts w:ascii="Wingdings" w:hAnsi="Wingdings" w:hint="default"/>
+        <w:sz w:val="20"/>
+      </w:rPr>
+    </w:lvl>
+    <w:lvl w:ilvl="5" w:tentative="1">
+      <w:start w:val="1"/>
+      <w:numFmt w:val="bullet"/>
+      <w:lvlText w:val=""/>
+      <w:lvlJc w:val="left"/>
+      <w:pPr>
+        <w:tabs>
+          <w:tab w:val="num" w:pos="4320"/>
+        </w:tabs>
+        <w:ind w:left="4320" w:hanging="360"/>
+      </w:pPr>
+      <w:rPr>
+        <w:rFonts w:ascii="Wingdings" w:hAnsi="Wingdings" w:hint="default"/>
+        <w:sz w:val="20"/>
+      </w:rPr>
+    </w:lvl>
+    <w:lvl w:ilvl="6" w:tentative="1">
+      <w:start w:val="1"/>
+      <w:numFmt w:val="bullet"/>
+      <w:lvlText w:val=""/>
+      <w:lvlJc w:val="left"/>
+      <w:pPr>
+        <w:tabs>
+          <w:tab w:val="num" w:pos="5040"/>
+        </w:tabs>
+        <w:ind w:left="5040" w:hanging="360"/>
+      </w:pPr>
+      <w:rPr>
+        <w:rFonts w:ascii="Wingdings" w:hAnsi="Wingdings" w:hint="default"/>
+        <w:sz w:val="20"/>
+      </w:rPr>
+    </w:lvl>
+    <w:lvl w:ilvl="7" w:tentative="1">
+      <w:start w:val="1"/>
+      <w:numFmt w:val="bullet"/>
+      <w:lvlText w:val=""/>
+      <w:lvlJc w:val="left"/>
+      <w:pPr>
+        <w:tabs>
+          <w:tab w:val="num" w:pos="5760"/>
+        </w:tabs>
+        <w:ind w:left="5760" w:hanging="360"/>
+      </w:pPr>
+      <w:rPr>
+        <w:rFonts w:ascii="Wingdings" w:hAnsi="Wingdings" w:hint="default"/>
+        <w:sz w:val="20"/>
+      </w:rPr>
+    </w:lvl>
+    <w:lvl w:ilvl="8" w:tentative="1">
+      <w:start w:val="1"/>
+      <w:numFmt w:val="bullet"/>
+      <w:lvlText w:val=""/>
+      <w:lvlJc w:val="left"/>
+      <w:pPr>
+        <w:tabs>
+          <w:tab w:val="num" w:pos="6480"/>
+        </w:tabs>
+        <w:ind w:left="6480" w:hanging="360"/>
+      </w:pPr>
+      <w:rPr>
+        <w:rFonts w:ascii="Wingdings" w:hAnsi="Wingdings" w:hint="default"/>
+        <w:sz w:val="20"/>
+      </w:rPr>
+    </w:lvl>
+  </w:abstractNum>
+  <w:abstractNum w:abstractNumId="26" w15:restartNumberingAfterBreak="0">
     <w:nsid w:val="5E482CBB"/>
     <w:multiLevelType w:val="multilevel"/>
     <w:tmpl w:val="6D1075DC"/>
@@ -4345,7 +7178,7 @@
       </w:rPr>
     </w:lvl>
   </w:abstractNum>
-  <w:abstractNum w:abstractNumId="15" w15:restartNumberingAfterBreak="0">
+  <w:abstractNum w:abstractNumId="27" w15:restartNumberingAfterBreak="0">
     <w:nsid w:val="5F785621"/>
     <w:multiLevelType w:val="multilevel"/>
     <w:tmpl w:val="CE1EF79A"/>
@@ -4494,7 +7327,7 @@
       </w:rPr>
     </w:lvl>
   </w:abstractNum>
-  <w:abstractNum w:abstractNumId="16" w15:restartNumberingAfterBreak="0">
+  <w:abstractNum w:abstractNumId="28" w15:restartNumberingAfterBreak="0">
     <w:nsid w:val="65A65CBA"/>
     <w:multiLevelType w:val="multilevel"/>
     <w:tmpl w:val="5066C1F8"/>
@@ -4643,7 +7476,7 @@
       </w:rPr>
     </w:lvl>
   </w:abstractNum>
-  <w:abstractNum w:abstractNumId="17" w15:restartNumberingAfterBreak="0">
+  <w:abstractNum w:abstractNumId="29" w15:restartNumberingAfterBreak="0">
     <w:nsid w:val="66576FDA"/>
     <w:multiLevelType w:val="multilevel"/>
     <w:tmpl w:val="976C7BC4"/>
@@ -4792,7 +7625,7 @@
       </w:rPr>
     </w:lvl>
   </w:abstractNum>
-  <w:abstractNum w:abstractNumId="18" w15:restartNumberingAfterBreak="0">
+  <w:abstractNum w:abstractNumId="30" w15:restartNumberingAfterBreak="0">
     <w:nsid w:val="681A78BE"/>
     <w:multiLevelType w:val="multilevel"/>
     <w:tmpl w:val="C71877B6"/>
@@ -4941,7 +7774,7 @@
       </w:rPr>
     </w:lvl>
   </w:abstractNum>
-  <w:abstractNum w:abstractNumId="19" w15:restartNumberingAfterBreak="0">
+  <w:abstractNum w:abstractNumId="31" w15:restartNumberingAfterBreak="0">
     <w:nsid w:val="683A521E"/>
     <w:multiLevelType w:val="multilevel"/>
     <w:tmpl w:val="290E667A"/>
@@ -5090,7 +7923,156 @@
       </w:rPr>
     </w:lvl>
   </w:abstractNum>
-  <w:abstractNum w:abstractNumId="20" w15:restartNumberingAfterBreak="0">
+  <w:abstractNum w:abstractNumId="32" w15:restartNumberingAfterBreak="0">
+    <w:nsid w:val="6B945CB7"/>
+    <w:multiLevelType w:val="multilevel"/>
+    <w:tmpl w:val="2890629C"/>
+    <w:lvl w:ilvl="0">
+      <w:start w:val="1"/>
+      <w:numFmt w:val="bullet"/>
+      <w:lvlText w:val=""/>
+      <w:lvlJc w:val="left"/>
+      <w:pPr>
+        <w:tabs>
+          <w:tab w:val="num" w:pos="720"/>
+        </w:tabs>
+        <w:ind w:left="720" w:hanging="360"/>
+      </w:pPr>
+      <w:rPr>
+        <w:rFonts w:ascii="Symbol" w:hAnsi="Symbol" w:hint="default"/>
+        <w:sz w:val="20"/>
+      </w:rPr>
+    </w:lvl>
+    <w:lvl w:ilvl="1" w:tentative="1">
+      <w:start w:val="1"/>
+      <w:numFmt w:val="bullet"/>
+      <w:lvlText w:val="o"/>
+      <w:lvlJc w:val="left"/>
+      <w:pPr>
+        <w:tabs>
+          <w:tab w:val="num" w:pos="1440"/>
+        </w:tabs>
+        <w:ind w:left="1440" w:hanging="360"/>
+      </w:pPr>
+      <w:rPr>
+        <w:rFonts w:ascii="Courier New" w:hAnsi="Courier New" w:hint="default"/>
+        <w:sz w:val="20"/>
+      </w:rPr>
+    </w:lvl>
+    <w:lvl w:ilvl="2" w:tentative="1">
+      <w:start w:val="1"/>
+      <w:numFmt w:val="bullet"/>
+      <w:lvlText w:val=""/>
+      <w:lvlJc w:val="left"/>
+      <w:pPr>
+        <w:tabs>
+          <w:tab w:val="num" w:pos="2160"/>
+        </w:tabs>
+        <w:ind w:left="2160" w:hanging="360"/>
+      </w:pPr>
+      <w:rPr>
+        <w:rFonts w:ascii="Wingdings" w:hAnsi="Wingdings" w:hint="default"/>
+        <w:sz w:val="20"/>
+      </w:rPr>
+    </w:lvl>
+    <w:lvl w:ilvl="3" w:tentative="1">
+      <w:start w:val="1"/>
+      <w:numFmt w:val="bullet"/>
+      <w:lvlText w:val=""/>
+      <w:lvlJc w:val="left"/>
+      <w:pPr>
+        <w:tabs>
+          <w:tab w:val="num" w:pos="2880"/>
+        </w:tabs>
+        <w:ind w:left="2880" w:hanging="360"/>
+      </w:pPr>
+      <w:rPr>
+        <w:rFonts w:ascii="Wingdings" w:hAnsi="Wingdings" w:hint="default"/>
+        <w:sz w:val="20"/>
+      </w:rPr>
+    </w:lvl>
+    <w:lvl w:ilvl="4" w:tentative="1">
+      <w:start w:val="1"/>
+      <w:numFmt w:val="bullet"/>
+      <w:lvlText w:val=""/>
+      <w:lvlJc w:val="left"/>
+      <w:pPr>
+        <w:tabs>
+          <w:tab w:val="num" w:pos="3600"/>
+        </w:tabs>
+        <w:ind w:left="3600" w:hanging="360"/>
+      </w:pPr>
+      <w:rPr>
+        <w:rFonts w:ascii="Wingdings" w:hAnsi="Wingdings" w:hint="default"/>
+        <w:sz w:val="20"/>
+      </w:rPr>
+    </w:lvl>
+    <w:lvl w:ilvl="5" w:tentative="1">
+      <w:start w:val="1"/>
+      <w:numFmt w:val="bullet"/>
+      <w:lvlText w:val=""/>
+      <w:lvlJc w:val="left"/>
+      <w:pPr>
+        <w:tabs>
+          <w:tab w:val="num" w:pos="4320"/>
+        </w:tabs>
+        <w:ind w:left="4320" w:hanging="360"/>
+      </w:pPr>
+      <w:rPr>
+        <w:rFonts w:ascii="Wingdings" w:hAnsi="Wingdings" w:hint="default"/>
+        <w:sz w:val="20"/>
+      </w:rPr>
+    </w:lvl>
+    <w:lvl w:ilvl="6" w:tentative="1">
+      <w:start w:val="1"/>
+      <w:numFmt w:val="bullet"/>
+      <w:lvlText w:val=""/>
+      <w:lvlJc w:val="left"/>
+      <w:pPr>
+        <w:tabs>
+          <w:tab w:val="num" w:pos="5040"/>
+        </w:tabs>
+        <w:ind w:left="5040" w:hanging="360"/>
+      </w:pPr>
+      <w:rPr>
+        <w:rFonts w:ascii="Wingdings" w:hAnsi="Wingdings" w:hint="default"/>
+        <w:sz w:val="20"/>
+      </w:rPr>
+    </w:lvl>
+    <w:lvl w:ilvl="7" w:tentative="1">
+      <w:start w:val="1"/>
+      <w:numFmt w:val="bullet"/>
+      <w:lvlText w:val=""/>
+      <w:lvlJc w:val="left"/>
+      <w:pPr>
+        <w:tabs>
+          <w:tab w:val="num" w:pos="5760"/>
+        </w:tabs>
+        <w:ind w:left="5760" w:hanging="360"/>
+      </w:pPr>
+      <w:rPr>
+        <w:rFonts w:ascii="Wingdings" w:hAnsi="Wingdings" w:hint="default"/>
+        <w:sz w:val="20"/>
+      </w:rPr>
+    </w:lvl>
+    <w:lvl w:ilvl="8" w:tentative="1">
+      <w:start w:val="1"/>
+      <w:numFmt w:val="bullet"/>
+      <w:lvlText w:val=""/>
+      <w:lvlJc w:val="left"/>
+      <w:pPr>
+        <w:tabs>
+          <w:tab w:val="num" w:pos="6480"/>
+        </w:tabs>
+        <w:ind w:left="6480" w:hanging="360"/>
+      </w:pPr>
+      <w:rPr>
+        <w:rFonts w:ascii="Wingdings" w:hAnsi="Wingdings" w:hint="default"/>
+        <w:sz w:val="20"/>
+      </w:rPr>
+    </w:lvl>
+  </w:abstractNum>
+  <w:abstractNum w:abstractNumId="33" w15:restartNumberingAfterBreak="0">
     <w:nsid w:val="71813D79"/>
     <w:multiLevelType w:val="multilevel"/>
     <w:tmpl w:val="35AA277A"/>
@@ -5239,7 +8221,156 @@
       </w:rPr>
     </w:lvl>
   </w:abstractNum>
-  <w:abstractNum w:abstractNumId="21" w15:restartNumberingAfterBreak="0">
+  <w:abstractNum w:abstractNumId="34" w15:restartNumberingAfterBreak="0">
+    <w:nsid w:val="7205000B"/>
+    <w:multiLevelType w:val="multilevel"/>
+    <w:tmpl w:val="A94C4214"/>
+    <w:lvl w:ilvl="0">
+      <w:start w:val="1"/>
+      <w:numFmt w:val="bullet"/>
+      <w:lvlText w:val=""/>
+      <w:lvlJc w:val="left"/>
+      <w:pPr>
+        <w:tabs>
+          <w:tab w:val="num" w:pos="720"/>
+        </w:tabs>
+        <w:ind w:left="720" w:hanging="360"/>
+      </w:pPr>
+      <w:rPr>
+        <w:rFonts w:ascii="Symbol" w:hAnsi="Symbol" w:hint="default"/>
+        <w:sz w:val="20"/>
+      </w:rPr>
+    </w:lvl>
+    <w:lvl w:ilvl="1" w:tentative="1">
+      <w:start w:val="1"/>
+      <w:numFmt w:val="bullet"/>
+      <w:lvlText w:val="o"/>
+      <w:lvlJc w:val="left"/>
+      <w:pPr>
+        <w:tabs>
+          <w:tab w:val="num" w:pos="1440"/>
+        </w:tabs>
+        <w:ind w:left="1440" w:hanging="360"/>
+      </w:pPr>
+      <w:rPr>
+        <w:rFonts w:ascii="Courier New" w:hAnsi="Courier New" w:hint="default"/>
+        <w:sz w:val="20"/>
+      </w:rPr>
+    </w:lvl>
+    <w:lvl w:ilvl="2" w:tentative="1">
+      <w:start w:val="1"/>
+      <w:numFmt w:val="bullet"/>
+      <w:lvlText w:val=""/>
+      <w:lvlJc w:val="left"/>
+      <w:pPr>
+        <w:tabs>
+          <w:tab w:val="num" w:pos="2160"/>
+        </w:tabs>
+        <w:ind w:left="2160" w:hanging="360"/>
+      </w:pPr>
+      <w:rPr>
+        <w:rFonts w:ascii="Wingdings" w:hAnsi="Wingdings" w:hint="default"/>
+        <w:sz w:val="20"/>
+      </w:rPr>
+    </w:lvl>
+    <w:lvl w:ilvl="3" w:tentative="1">
+      <w:start w:val="1"/>
+      <w:numFmt w:val="bullet"/>
+      <w:lvlText w:val=""/>
+      <w:lvlJc w:val="left"/>
+      <w:pPr>
+        <w:tabs>
+          <w:tab w:val="num" w:pos="2880"/>
+        </w:tabs>
+        <w:ind w:left="2880" w:hanging="360"/>
+      </w:pPr>
+      <w:rPr>
+        <w:rFonts w:ascii="Wingdings" w:hAnsi="Wingdings" w:hint="default"/>
+        <w:sz w:val="20"/>
+      </w:rPr>
+    </w:lvl>
+    <w:lvl w:ilvl="4" w:tentative="1">
+      <w:start w:val="1"/>
+      <w:numFmt w:val="bullet"/>
+      <w:lvlText w:val=""/>
+      <w:lvlJc w:val="left"/>
+      <w:pPr>
+        <w:tabs>
+          <w:tab w:val="num" w:pos="3600"/>
+        </w:tabs>
+        <w:ind w:left="3600" w:hanging="360"/>
+      </w:pPr>
+      <w:rPr>
+        <w:rFonts w:ascii="Wingdings" w:hAnsi="Wingdings" w:hint="default"/>
+        <w:sz w:val="20"/>
+      </w:rPr>
+    </w:lvl>
+    <w:lvl w:ilvl="5" w:tentative="1">
+      <w:start w:val="1"/>
+      <w:numFmt w:val="bullet"/>
+      <w:lvlText w:val=""/>
+      <w:lvlJc w:val="left"/>
+      <w:pPr>
+        <w:tabs>
+          <w:tab w:val="num" w:pos="4320"/>
+        </w:tabs>
+        <w:ind w:left="4320" w:hanging="360"/>
+      </w:pPr>
+      <w:rPr>
+        <w:rFonts w:ascii="Wingdings" w:hAnsi="Wingdings" w:hint="default"/>
+        <w:sz w:val="20"/>
+      </w:rPr>
+    </w:lvl>
+    <w:lvl w:ilvl="6" w:tentative="1">
+      <w:start w:val="1"/>
+      <w:numFmt w:val="bullet"/>
+      <w:lvlText w:val=""/>
+      <w:lvlJc w:val="left"/>
+      <w:pPr>
+        <w:tabs>
+          <w:tab w:val="num" w:pos="5040"/>
+        </w:tabs>
+        <w:ind w:left="5040" w:hanging="360"/>
+      </w:pPr>
+      <w:rPr>
+        <w:rFonts w:ascii="Wingdings" w:hAnsi="Wingdings" w:hint="default"/>
+        <w:sz w:val="20"/>
+      </w:rPr>
+    </w:lvl>
+    <w:lvl w:ilvl="7" w:tentative="1">
+      <w:start w:val="1"/>
+      <w:numFmt w:val="bullet"/>
+      <w:lvlText w:val=""/>
+      <w:lvlJc w:val="left"/>
+      <w:pPr>
+        <w:tabs>
+          <w:tab w:val="num" w:pos="5760"/>
+        </w:tabs>
+        <w:ind w:left="5760" w:hanging="360"/>
+      </w:pPr>
+      <w:rPr>
+        <w:rFonts w:ascii="Wingdings" w:hAnsi="Wingdings" w:hint="default"/>
+        <w:sz w:val="20"/>
+      </w:rPr>
+    </w:lvl>
+    <w:lvl w:ilvl="8" w:tentative="1">
+      <w:start w:val="1"/>
+      <w:numFmt w:val="bullet"/>
+      <w:lvlText w:val=""/>
+      <w:lvlJc w:val="left"/>
+      <w:pPr>
+        <w:tabs>
+          <w:tab w:val="num" w:pos="6480"/>
+        </w:tabs>
+        <w:ind w:left="6480" w:hanging="360"/>
+      </w:pPr>
+      <w:rPr>
+        <w:rFonts w:ascii="Wingdings" w:hAnsi="Wingdings" w:hint="default"/>
+        <w:sz w:val="20"/>
+      </w:rPr>
+    </w:lvl>
+  </w:abstractNum>
+  <w:abstractNum w:abstractNumId="35" w15:restartNumberingAfterBreak="0">
     <w:nsid w:val="74372329"/>
     <w:multiLevelType w:val="multilevel"/>
     <w:tmpl w:val="38E88ACA"/>
@@ -5388,7 +8519,7 @@
       </w:rPr>
     </w:lvl>
   </w:abstractNum>
-  <w:abstractNum w:abstractNumId="22" w15:restartNumberingAfterBreak="0">
+  <w:abstractNum w:abstractNumId="36" w15:restartNumberingAfterBreak="0">
     <w:nsid w:val="77461006"/>
     <w:multiLevelType w:val="multilevel"/>
     <w:tmpl w:val="D3284A38"/>
@@ -5537,7 +8668,7 @@
       </w:rPr>
     </w:lvl>
   </w:abstractNum>
-  <w:abstractNum w:abstractNumId="23" w15:restartNumberingAfterBreak="0">
+  <w:abstractNum w:abstractNumId="37" w15:restartNumberingAfterBreak="0">
     <w:nsid w:val="77EB4E85"/>
     <w:multiLevelType w:val="multilevel"/>
     <w:tmpl w:val="1C38D3B4"/>
@@ -5686,7 +8817,7 @@
       </w:rPr>
     </w:lvl>
   </w:abstractNum>
-  <w:abstractNum w:abstractNumId="24" w15:restartNumberingAfterBreak="0">
+  <w:abstractNum w:abstractNumId="38" w15:restartNumberingAfterBreak="0">
     <w:nsid w:val="786E65B6"/>
     <w:multiLevelType w:val="multilevel"/>
     <w:tmpl w:val="63FE98F8"/>
@@ -5835,7 +8966,7 @@
       </w:rPr>
     </w:lvl>
   </w:abstractNum>
-  <w:abstractNum w:abstractNumId="25" w15:restartNumberingAfterBreak="0">
+  <w:abstractNum w:abstractNumId="39" w15:restartNumberingAfterBreak="0">
     <w:nsid w:val="7D3A6936"/>
     <w:multiLevelType w:val="multilevel"/>
     <w:tmpl w:val="F822C2B6"/>
@@ -5984,7 +9115,7 @@
       </w:rPr>
     </w:lvl>
   </w:abstractNum>
-  <w:abstractNum w:abstractNumId="26" w15:restartNumberingAfterBreak="0">
+  <w:abstractNum w:abstractNumId="40" w15:restartNumberingAfterBreak="0">
     <w:nsid w:val="7DBF643D"/>
     <w:multiLevelType w:val="multilevel"/>
     <w:tmpl w:val="726C0840"/>
@@ -6133,7 +9264,7 @@
       </w:rPr>
     </w:lvl>
   </w:abstractNum>
-  <w:abstractNum w:abstractNumId="27" w15:restartNumberingAfterBreak="0">
+  <w:abstractNum w:abstractNumId="41" w15:restartNumberingAfterBreak="0">
     <w:nsid w:val="7DE915FB"/>
     <w:multiLevelType w:val="multilevel"/>
     <w:tmpl w:val="08005FA0"/>
@@ -6283,79 +9414,79 @@
     </w:lvl>
   </w:abstractNum>
   <w:num w:numId="1">
-    <w:abstractNumId w:val="4"/>
+    <w:abstractNumId w:val="5"/>
   </w:num>
   <w:num w:numId="2">
+    <w:abstractNumId w:val="27"/>
+  </w:num>
+  <w:num w:numId="3">
     <w:abstractNumId w:val="15"/>
   </w:num>
-  <w:num w:numId="3">
-    <w:abstractNumId w:val="8"/>
-  </w:num>
   <w:num w:numId="4">
-    <w:abstractNumId w:val="11"/>
+    <w:abstractNumId w:val="22"/>
   </w:num>
   <w:num w:numId="5">
-    <w:abstractNumId w:val="27"/>
+    <w:abstractNumId w:val="41"/>
   </w:num>
   <w:num w:numId="6">
-    <w:abstractNumId w:val="26"/>
+    <w:abstractNumId w:val="40"/>
   </w:num>
   <w:num w:numId="7">
-    <w:abstractNumId w:val="18"/>
+    <w:abstractNumId w:val="30"/>
   </w:num>
   <w:num w:numId="8">
-    <w:abstractNumId w:val="21"/>
+    <w:abstractNumId w:val="35"/>
   </w:num>
   <w:num w:numId="9">
-    <w:abstractNumId w:val="24"/>
+    <w:abstractNumId w:val="38"/>
   </w:num>
   <w:num w:numId="10">
-    <w:abstractNumId w:val="23"/>
+    <w:abstractNumId w:val="37"/>
   </w:num>
   <w:num w:numId="11">
-    <w:abstractNumId w:val="6"/>
+    <w:abstractNumId w:val="10"/>
   </w:num>
   <w:num w:numId="12">
-    <w:abstractNumId w:val="25"/>
+    <w:abstractNumId w:val="39"/>
   </w:num>
   <w:num w:numId="13">
-    <w:abstractNumId w:val="7"/>
+    <w:abstractNumId w:val="12"/>
   </w:num>
   <w:num w:numId="14">
-    <w:abstractNumId w:val="22"/>
+    <w:abstractNumId w:val="36"/>
   </w:num>
   <w:num w:numId="15">
-    <w:abstractNumId w:val="16"/>
+    <w:abstractNumId w:val="28"/>
   </w:num>
   <w:num w:numId="16">
-    <w:abstractNumId w:val="19"/>
+    <w:abstractNumId w:val="31"/>
   </w:num>
   <w:num w:numId="17">
-    <w:abstractNumId w:val="20"/>
+    <w:abstractNumId w:val="33"/>
   </w:num>
   <w:num w:numId="18">
-    <w:abstractNumId w:val="14"/>
+    <w:abstractNumId w:val="26"/>
   </w:num>
   <w:num w:numId="19">
     <w:abstractNumId w:val="0"/>
   </w:num>
   <w:num w:numId="20">
-    <w:abstractNumId w:val="17"/>
+    <w:abstractNumId w:val="29"/>
   </w:num>
   <w:num w:numId="21">
-    <w:abstractNumId w:val="10"/>
+    <w:abstractNumId w:val="20"/>
   </w:num>
   <w:num w:numId="22">
-    <w:abstractNumId w:val="3"/>
+    <w:abstractNumId w:val="4"/>
   </w:num>
   <w:num w:numId="23">
-    <w:abstractNumId w:val="13"/>
+    <w:abstractNumId w:val="24"/>
   </w:num>
   <w:num w:numId="24">
-    <w:abstractNumId w:val="5"/>
+    <w:abstractNumId w:val="8"/>
   </w:num>
   <w:num w:numId="25">
-    <w:abstractNumId w:val="12"/>
+    <w:abstractNumId w:val="23"/>
   </w:num>
   <w:num w:numId="26">
     <w:abstractNumId w:val="2"/>
@@ -6364,6 +9495,48 @@
     <w:abstractNumId w:val="1"/>
   </w:num>
   <w:num w:numId="28">
+    <w:abstractNumId w:val="19"/>
+  </w:num>
+  <w:num w:numId="29">
+    <w:abstractNumId w:val="13"/>
+  </w:num>
+  <w:num w:numId="30">
+    <w:abstractNumId w:val="16"/>
+  </w:num>
+  <w:num w:numId="31">
+    <w:abstractNumId w:val="3"/>
+  </w:num>
+  <w:num w:numId="32">
+    <w:abstractNumId w:val="6"/>
+  </w:num>
+  <w:num w:numId="33">
+    <w:abstractNumId w:val="11"/>
+  </w:num>
+  <w:num w:numId="34">
+    <w:abstractNumId w:val="34"/>
+  </w:num>
+  <w:num w:numId="35">
+    <w:abstractNumId w:val="17"/>
+  </w:num>
+  <w:num w:numId="36">
+    <w:abstractNumId w:val="25"/>
+  </w:num>
+  <w:num w:numId="37">
+    <w:abstractNumId w:val="21"/>
+  </w:num>
+  <w:num w:numId="38">
+    <w:abstractNumId w:val="18"/>
+  </w:num>
+  <w:num w:numId="39">
+    <w:abstractNumId w:val="7"/>
+  </w:num>
+  <w:num w:numId="40">
+    <w:abstractNumId w:val="32"/>
+  </w:num>
+  <w:num w:numId="41">
+    <w:abstractNumId w:val="14"/>
+  </w:num>
+  <w:num w:numId="42">
     <w:abstractNumId w:val="9"/>
   </w:num>
 </w:numbering>
@@ -7037,6 +10210,116 @@
     <w:basedOn w:val="DefaultParagraphFont"/>
     <w:rsid w:val="00ED6D75"/>
   </w:style>
+  <w:style w:type="character" w:customStyle="1" w:styleId="citation-212">
+    <w:name w:val="citation-212"/>
+    <w:basedOn w:val="DefaultParagraphFont"/>
+    <w:rsid w:val="00723F6E"/>
+  </w:style>
+  <w:style w:type="character" w:customStyle="1" w:styleId="citation-211">
+    <w:name w:val="citation-211"/>
+    <w:basedOn w:val="DefaultParagraphFont"/>
+    <w:rsid w:val="00723F6E"/>
+  </w:style>
+  <w:style w:type="character" w:customStyle="1" w:styleId="citation-210">
+    <w:name w:val="citation-210"/>
+    <w:basedOn w:val="DefaultParagraphFont"/>
+    <w:rsid w:val="00723F6E"/>
+  </w:style>
+  <w:style w:type="character" w:customStyle="1" w:styleId="citation-209">
+    <w:name w:val="citation-209"/>
+    <w:basedOn w:val="DefaultParagraphFont"/>
+    <w:rsid w:val="00723F6E"/>
+  </w:style>
+  <w:style w:type="character" w:customStyle="1" w:styleId="citation-208">
+    <w:name w:val="citation-208"/>
+    <w:basedOn w:val="DefaultParagraphFont"/>
+    <w:rsid w:val="00723F6E"/>
+  </w:style>
+  <w:style w:type="character" w:customStyle="1" w:styleId="citation-207">
+    <w:name w:val="citation-207"/>
+    <w:basedOn w:val="DefaultParagraphFont"/>
+    <w:rsid w:val="00723F6E"/>
+  </w:style>
+  <w:style w:type="character" w:customStyle="1" w:styleId="citation-206">
+    <w:name w:val="citation-206"/>
+    <w:basedOn w:val="DefaultParagraphFont"/>
+    <w:rsid w:val="00723F6E"/>
+  </w:style>
+  <w:style w:type="character" w:customStyle="1" w:styleId="citation-205">
+    <w:name w:val="citation-205"/>
+    <w:basedOn w:val="DefaultParagraphFont"/>
+    <w:rsid w:val="00723F6E"/>
+  </w:style>
+  <w:style w:type="character" w:customStyle="1" w:styleId="citation-204">
+    <w:name w:val="citation-204"/>
+    <w:basedOn w:val="DefaultParagraphFont"/>
+    <w:rsid w:val="00723F6E"/>
+  </w:style>
+  <w:style w:type="character" w:customStyle="1" w:styleId="citation-203">
+    <w:name w:val="citation-203"/>
+    <w:basedOn w:val="DefaultParagraphFont"/>
+    <w:rsid w:val="00723F6E"/>
+  </w:style>
+  <w:style w:type="character" w:customStyle="1" w:styleId="citation-202">
+    <w:name w:val="citation-202"/>
+    <w:basedOn w:val="DefaultParagraphFont"/>
+    <w:rsid w:val="00723F6E"/>
+  </w:style>
+  <w:style w:type="character" w:customStyle="1" w:styleId="citation-201">
+    <w:name w:val="citation-201"/>
+    <w:basedOn w:val="DefaultParagraphFont"/>
+    <w:rsid w:val="00723F6E"/>
+  </w:style>
+  <w:style w:type="character" w:customStyle="1" w:styleId="citation-200">
+    <w:name w:val="citation-200"/>
+    <w:basedOn w:val="DefaultParagraphFont"/>
+    <w:rsid w:val="00723F6E"/>
+  </w:style>
+  <w:style w:type="character" w:customStyle="1" w:styleId="citation-199">
+    <w:name w:val="citation-199"/>
+    <w:basedOn w:val="DefaultParagraphFont"/>
+    <w:rsid w:val="00723F6E"/>
+  </w:style>
+  <w:style w:type="character" w:customStyle="1" w:styleId="citation-198">
+    <w:name w:val="citation-198"/>
+    <w:basedOn w:val="DefaultParagraphFont"/>
+    <w:rsid w:val="00723F6E"/>
+  </w:style>
+  <w:style w:type="character" w:customStyle="1" w:styleId="citation-197">
+    <w:name w:val="citation-197"/>
+    <w:basedOn w:val="DefaultParagraphFont"/>
+    <w:rsid w:val="00723F6E"/>
+  </w:style>
+  <w:style w:type="character" w:customStyle="1" w:styleId="citation-196">
+    <w:name w:val="citation-196"/>
+    <w:basedOn w:val="DefaultParagraphFont"/>
+    <w:rsid w:val="00723F6E"/>
+  </w:style>
+  <w:style w:type="character" w:customStyle="1" w:styleId="citation-195">
+    <w:name w:val="citation-195"/>
+    <w:basedOn w:val="DefaultParagraphFont"/>
+    <w:rsid w:val="00723F6E"/>
+  </w:style>
+  <w:style w:type="character" w:customStyle="1" w:styleId="citation-194">
+    <w:name w:val="citation-194"/>
+    <w:basedOn w:val="DefaultParagraphFont"/>
+    <w:rsid w:val="00723F6E"/>
+  </w:style>
+  <w:style w:type="character" w:customStyle="1" w:styleId="citation-193">
+    <w:name w:val="citation-193"/>
+    <w:basedOn w:val="DefaultParagraphFont"/>
+    <w:rsid w:val="00723F6E"/>
+  </w:style>
+  <w:style w:type="character" w:customStyle="1" w:styleId="citation-192">
+    <w:name w:val="citation-192"/>
+    <w:basedOn w:val="DefaultParagraphFont"/>
+    <w:rsid w:val="00723F6E"/>
+  </w:style>
+  <w:style w:type="character" w:customStyle="1" w:styleId="citation-191">
+    <w:name w:val="citation-191"/>
+    <w:basedOn w:val="DefaultParagraphFont"/>
+    <w:rsid w:val="00723F6E"/>
+  </w:style>
 </w:styles>
 </file>
 
